--- a/Generacion_Word_FTO_LOSRIOS/template.docx
+++ b/Generacion_Word_FTO_LOSRIOS/template.docx
@@ -640,100 +640,8 @@
                 <w:sz w:val="20"/>
                 <w:szCs w:val="20"/>
               </w:rPr>
-              <w:t>X</w:t>
-            </w:r>
-          </w:p>
-          <w:p>
-            <w:pPr>
-              <w:rPr>
-                <w:rFonts w:cstheme="minorHAnsi"/>
-                <w:sz w:val="20"/>
-                <w:szCs w:val="20"/>
-              </w:rPr>
-            </w:pPr>
-            <w:r>
-              <w:rPr>
-                <w:rFonts w:cstheme="minorHAnsi"/>
-                <w:sz w:val="20"/>
-                <w:szCs w:val="20"/>
-              </w:rPr>
-              <w:t>{</w:t>
-            </w:r>
-            <w:r>
-              <w:rPr>
-                <w:rFonts w:cstheme="minorHAnsi"/>
-                <w:sz w:val="20"/>
-                <w:szCs w:val="20"/>
-              </w:rPr>
-              <w:t>x</w:t>
-            </w:r>
-            <w:r>
-              <w:rPr>
-                <w:rFonts w:cstheme="minorHAnsi"/>
-                <w:sz w:val="20"/>
-                <w:szCs w:val="20"/>
-              </w:rPr>
-              <w:t>}</w:t>
-            </w:r>
-          </w:p>
-          <w:p>
-            <w:pPr>
-              <w:rPr>
-                <w:rFonts w:cstheme="minorHAnsi"/>
-                <w:sz w:val="20"/>
-                <w:szCs w:val="20"/>
-              </w:rPr>
-            </w:pPr>
-            <w:r>
-              <w:rPr>
-                <w:rFonts w:cstheme="minorHAnsi"/>
-                <w:sz w:val="20"/>
-                <w:szCs w:val="20"/>
-              </w:rPr>
-              <w:t>Y</w:t>
-            </w:r>
-          </w:p>
-          <w:p>
-            <w:pPr>
-              <w:rPr>
-                <w:rFonts w:cstheme="minorHAnsi"/>
-                <w:sz w:val="20"/>
-                <w:szCs w:val="20"/>
-              </w:rPr>
-            </w:pPr>
-            <w:r>
-              <w:rPr>
-                <w:rFonts w:cstheme="minorHAnsi"/>
-                <w:sz w:val="20"/>
-                <w:szCs w:val="20"/>
-              </w:rPr>
-              <w:t>{</w:t>
-            </w:r>
-            <w:r>
-              <w:rPr>
-                <w:rFonts w:cstheme="minorHAnsi"/>
-                <w:sz w:val="20"/>
-                <w:szCs w:val="20"/>
-              </w:rPr>
-              <w:t>y</w:t>
-            </w:r>
-            <w:r>
-              <w:rPr>
-                <w:rFonts w:cstheme="minorHAnsi"/>
-                <w:sz w:val="20"/>
-                <w:szCs w:val="20"/>
-              </w:rPr>
-              <w:t>}</w:t>
-            </w:r>
-          </w:p>
-          <w:p>
-            <w:pPr>
-              <w:rPr>
-                <w:rFonts w:cstheme="minorHAnsi"/>
-                <w:sz w:val="20"/>
-                <w:szCs w:val="20"/>
-              </w:rPr>
-            </w:pPr>
+              <w:t>{imagen}</w:t>
+            </w:r>
           </w:p>
           <w:p>
             <w:pPr>

--- a/Generacion_Word_FTO_LOSRIOS/template.docx
+++ b/Generacion_Word_FTO_LOSRIOS/template.docx
@@ -97,15 +97,15 @@
             <w:pPr>
               <w:rPr>
                 <w:rFonts w:cstheme="minorHAnsi"/>
-                <w:b/>
-                <w:sz w:val="20"/>
-                <w:szCs w:val="20"/>
-              </w:rPr>
-            </w:pPr>
-            <w:r>
-              <w:rPr>
-                <w:rFonts w:cstheme="minorHAnsi"/>
-                <w:b/>
+                <w:bCs/>
+                <w:sz w:val="20"/>
+                <w:szCs w:val="20"/>
+              </w:rPr>
+            </w:pPr>
+            <w:r>
+              <w:rPr>
+                <w:rFonts w:cstheme="minorHAnsi"/>
+                <w:bCs/>
                 <w:sz w:val="20"/>
                 <w:szCs w:val="20"/>
               </w:rPr>
@@ -115,7 +115,7 @@
             <w:r>
               <w:rPr>
                 <w:rFonts w:cstheme="minorHAnsi"/>
-                <w:b/>
+                <w:bCs/>
                 <w:sz w:val="20"/>
                 <w:szCs w:val="20"/>
               </w:rPr>
@@ -125,7 +125,7 @@
             <w:r>
               <w:rPr>
                 <w:rFonts w:cstheme="minorHAnsi"/>
-                <w:b/>
+                <w:bCs/>
                 <w:sz w:val="20"/>
                 <w:szCs w:val="20"/>
               </w:rPr>
@@ -175,15 +175,15 @@
             <w:pPr>
               <w:rPr>
                 <w:rFonts w:cstheme="minorHAnsi"/>
-                <w:b/>
-                <w:sz w:val="20"/>
-                <w:szCs w:val="20"/>
-              </w:rPr>
-            </w:pPr>
-            <w:r>
-              <w:rPr>
-                <w:rFonts w:cstheme="minorHAnsi"/>
-                <w:b/>
+                <w:bCs/>
+                <w:sz w:val="20"/>
+                <w:szCs w:val="20"/>
+              </w:rPr>
+            </w:pPr>
+            <w:r>
+              <w:rPr>
+                <w:rFonts w:cstheme="minorHAnsi"/>
+                <w:bCs/>
                 <w:sz w:val="20"/>
                 <w:szCs w:val="20"/>
               </w:rPr>
@@ -192,7 +192,7 @@
             <w:r>
               <w:rPr>
                 <w:rFonts w:cstheme="minorHAnsi"/>
-                <w:b/>
+                <w:bCs/>
                 <w:sz w:val="20"/>
                 <w:szCs w:val="20"/>
               </w:rPr>
@@ -201,7 +201,7 @@
             <w:r>
               <w:rPr>
                 <w:rFonts w:cstheme="minorHAnsi"/>
-                <w:b/>
+                <w:bCs/>
                 <w:sz w:val="20"/>
                 <w:szCs w:val="20"/>
               </w:rPr>
@@ -251,15 +251,15 @@
             <w:pPr>
               <w:rPr>
                 <w:rFonts w:cstheme="minorHAnsi"/>
-                <w:b/>
-                <w:sz w:val="20"/>
-                <w:szCs w:val="20"/>
-              </w:rPr>
-            </w:pPr>
-            <w:r>
-              <w:rPr>
-                <w:rFonts w:cstheme="minorHAnsi"/>
-                <w:b/>
+                <w:bCs/>
+                <w:sz w:val="20"/>
+                <w:szCs w:val="20"/>
+              </w:rPr>
+            </w:pPr>
+            <w:r>
+              <w:rPr>
+                <w:rFonts w:cstheme="minorHAnsi"/>
+                <w:bCs/>
                 <w:sz w:val="20"/>
                 <w:szCs w:val="20"/>
               </w:rPr>
@@ -269,7 +269,7 @@
             <w:r>
               <w:rPr>
                 <w:rFonts w:cstheme="minorHAnsi"/>
-                <w:b/>
+                <w:bCs/>
                 <w:sz w:val="20"/>
                 <w:szCs w:val="20"/>
               </w:rPr>
@@ -279,7 +279,7 @@
             <w:r>
               <w:rPr>
                 <w:rFonts w:cstheme="minorHAnsi"/>
-                <w:b/>
+                <w:bCs/>
                 <w:sz w:val="20"/>
                 <w:szCs w:val="20"/>
               </w:rPr>
@@ -319,15 +319,15 @@
             <w:pPr>
               <w:rPr>
                 <w:rFonts w:cstheme="minorHAnsi"/>
-                <w:b/>
-                <w:sz w:val="20"/>
-                <w:szCs w:val="20"/>
-              </w:rPr>
-            </w:pPr>
-            <w:r>
-              <w:rPr>
-                <w:rFonts w:cstheme="minorHAnsi"/>
-                <w:b/>
+                <w:bCs/>
+                <w:sz w:val="20"/>
+                <w:szCs w:val="20"/>
+              </w:rPr>
+            </w:pPr>
+            <w:r>
+              <w:rPr>
+                <w:rFonts w:cstheme="minorHAnsi"/>
+                <w:bCs/>
                 <w:sz w:val="20"/>
                 <w:szCs w:val="20"/>
               </w:rPr>
@@ -336,7 +336,7 @@
             <w:r>
               <w:rPr>
                 <w:rFonts w:cstheme="minorHAnsi"/>
-                <w:b/>
+                <w:bCs/>
                 <w:sz w:val="20"/>
                 <w:szCs w:val="20"/>
               </w:rPr>
@@ -345,7 +345,7 @@
             <w:r>
               <w:rPr>
                 <w:rFonts w:cstheme="minorHAnsi"/>
-                <w:b/>
+                <w:bCs/>
                 <w:sz w:val="20"/>
                 <w:szCs w:val="20"/>
               </w:rPr>
@@ -392,15 +392,15 @@
             <w:pPr>
               <w:rPr>
                 <w:rFonts w:cstheme="minorHAnsi"/>
-                <w:b/>
-                <w:sz w:val="20"/>
-                <w:szCs w:val="20"/>
-              </w:rPr>
-            </w:pPr>
-            <w:r>
-              <w:rPr>
-                <w:rFonts w:cstheme="minorHAnsi"/>
-                <w:b/>
+                <w:bCs/>
+                <w:sz w:val="20"/>
+                <w:szCs w:val="20"/>
+              </w:rPr>
+            </w:pPr>
+            <w:r>
+              <w:rPr>
+                <w:rFonts w:cstheme="minorHAnsi"/>
+                <w:bCs/>
                 <w:sz w:val="20"/>
                 <w:szCs w:val="20"/>
               </w:rPr>
@@ -409,7 +409,7 @@
             <w:r>
               <w:rPr>
                 <w:rFonts w:cstheme="minorHAnsi"/>
-                <w:b/>
+                <w:bCs/>
                 <w:sz w:val="20"/>
                 <w:szCs w:val="20"/>
               </w:rPr>
@@ -418,7 +418,7 @@
             <w:r>
               <w:rPr>
                 <w:rFonts w:cstheme="minorHAnsi"/>
-                <w:b/>
+                <w:bCs/>
                 <w:sz w:val="20"/>
                 <w:szCs w:val="20"/>
               </w:rPr>
@@ -465,7 +465,7 @@
             <w:pPr>
               <w:rPr>
                 <w:rFonts w:cstheme="minorHAnsi"/>
-                <w:b/>
+                <w:bCs/>
                 <w:color w:val="000000"/>
                 <w:sz w:val="20"/>
                 <w:szCs w:val="20"/>
@@ -474,7 +474,7 @@
             <w:r>
               <w:rPr>
                 <w:rFonts w:cstheme="minorHAnsi"/>
-                <w:b/>
+                <w:bCs/>
                 <w:color w:val="000000"/>
                 <w:sz w:val="20"/>
                 <w:szCs w:val="20"/>
@@ -485,7 +485,7 @@
             <w:r>
               <w:rPr>
                 <w:rFonts w:cstheme="minorHAnsi"/>
-                <w:b/>
+                <w:bCs/>
                 <w:color w:val="000000"/>
                 <w:sz w:val="20"/>
                 <w:szCs w:val="20"/>
@@ -496,7 +496,7 @@
             <w:r>
               <w:rPr>
                 <w:rFonts w:cstheme="minorHAnsi"/>
-                <w:b/>
+                <w:bCs/>
                 <w:color w:val="000000"/>
                 <w:sz w:val="20"/>
                 <w:szCs w:val="20"/>
@@ -544,7 +544,7 @@
             <w:pPr>
               <w:rPr>
                 <w:rFonts w:cstheme="minorHAnsi"/>
-                <w:b/>
+                <w:bCs/>
                 <w:color w:val="000000"/>
                 <w:sz w:val="20"/>
                 <w:szCs w:val="20"/>
@@ -553,7 +553,7 @@
             <w:r>
               <w:rPr>
                 <w:rFonts w:cstheme="minorHAnsi"/>
-                <w:b/>
+                <w:bCs/>
                 <w:color w:val="000000"/>
                 <w:sz w:val="20"/>
                 <w:szCs w:val="20"/>
@@ -564,7 +564,7 @@
             <w:r>
               <w:rPr>
                 <w:rFonts w:cstheme="minorHAnsi"/>
-                <w:b/>
+                <w:bCs/>
                 <w:color w:val="000000"/>
                 <w:sz w:val="20"/>
                 <w:szCs w:val="20"/>
@@ -575,7 +575,7 @@
             <w:r>
               <w:rPr>
                 <w:rFonts w:cstheme="minorHAnsi"/>
-                <w:b/>
+                <w:bCs/>
                 <w:color w:val="000000"/>
                 <w:sz w:val="20"/>
                 <w:szCs w:val="20"/>
@@ -624,23 +624,6 @@
                 <w:szCs w:val="20"/>
               </w:rPr>
               <w:t xml:space="preserve"> </w:t>
-            </w:r>
-          </w:p>
-          <w:p>
-            <w:pPr>
-              <w:rPr>
-                <w:rFonts w:cstheme="minorHAnsi"/>
-                <w:sz w:val="20"/>
-                <w:szCs w:val="20"/>
-              </w:rPr>
-            </w:pPr>
-            <w:r>
-              <w:rPr>
-                <w:rFonts w:cstheme="minorHAnsi"/>
-                <w:sz w:val="20"/>
-                <w:szCs w:val="20"/>
-              </w:rPr>
-              <w:t>{imagen}</w:t>
             </w:r>
           </w:p>
           <w:p>
@@ -692,6 +675,23 @@
             </w:tcBorders>
             <w:vAlign w:val="center"/>
           </w:tcPr>
+          <w:p>
+            <w:pPr>
+              <w:rPr>
+                <w:rFonts w:cstheme="minorHAnsi"/>
+                <w:sz w:val="20"/>
+                <w:szCs w:val="20"/>
+              </w:rPr>
+            </w:pPr>
+            <w:r>
+              <w:rPr>
+                <w:rFonts w:cstheme="minorHAnsi"/>
+                <w:sz w:val="20"/>
+                <w:szCs w:val="20"/>
+              </w:rPr>
+              <w:t>{imagen}</w:t>
+            </w:r>
+          </w:p>
           <w:p>
             <w:pPr>
               <w:jc w:val="center"/>
@@ -1229,7 +1229,6 @@
                 <w:sz w:val="20"/>
                 <w:szCs w:val="20"/>
               </w:rPr>
-              <w:lastRenderedPageBreak/>
               <w:t>Fotografía 1</w:t>
             </w:r>
           </w:p>
@@ -1525,67 +1524,6 @@
         <w:b/>
       </w:rPr>
     </w:pPr>
-    <w:r>
-      <w:rPr>
-        <w:b/>
-        <w:noProof/>
-        <w:lang w:eastAsia="es-CL"/>
-      </w:rPr>
-      <w:drawing>
-        <wp:anchor distT="0" distB="0" distL="114300" distR="114300" simplePos="0" relativeHeight="251659264" behindDoc="0" locked="0" layoutInCell="1" hidden="0" allowOverlap="1" wp14:anchorId="26238F57" wp14:editId="5C8B2107">
-          <wp:simplePos x="0" y="0"/>
-          <wp:positionH relativeFrom="column">
-            <wp:posOffset>-227330</wp:posOffset>
-          </wp:positionH>
-          <wp:positionV relativeFrom="paragraph">
-            <wp:posOffset>-241935</wp:posOffset>
-          </wp:positionV>
-          <wp:extent cx="839470" cy="758825"/>
-          <wp:effectExtent l="0" t="0" r="0" b="3175"/>
-          <wp:wrapSquare wrapText="bothSides" distT="0" distB="0" distL="114300" distR="114300"/>
-          <wp:docPr id="16" name="image1.png"/>
-          <wp:cNvGraphicFramePr/>
-          <a:graphic xmlns:a="http://schemas.openxmlformats.org/drawingml/2006/main">
-            <a:graphicData uri="http://schemas.openxmlformats.org/drawingml/2006/picture">
-              <pic:pic xmlns:pic="http://schemas.openxmlformats.org/drawingml/2006/picture">
-                <pic:nvPicPr>
-                  <pic:cNvPr id="16" name="image1.png"/>
-                  <pic:cNvPicPr preferRelativeResize="0"/>
-                </pic:nvPicPr>
-                <pic:blipFill>
-                  <a:blip r:embed="rId1">
-                    <a:extLst>
-                      <a:ext uri="{28A0092B-C50C-407E-A947-70E740481C1C}">
-                        <a14:useLocalDpi xmlns:a14="http://schemas.microsoft.com/office/drawing/2010/main" val="0"/>
-                      </a:ext>
-                    </a:extLst>
-                  </a:blip>
-                  <a:stretch>
-                    <a:fillRect/>
-                  </a:stretch>
-                </pic:blipFill>
-                <pic:spPr>
-                  <a:xfrm>
-                    <a:off x="0" y="0"/>
-                    <a:ext cx="839470" cy="758825"/>
-                  </a:xfrm>
-                  <a:prstGeom prst="rect">
-                    <a:avLst/>
-                  </a:prstGeom>
-                  <a:ln/>
-                </pic:spPr>
-              </pic:pic>
-            </a:graphicData>
-          </a:graphic>
-          <wp14:sizeRelH relativeFrom="margin">
-            <wp14:pctWidth>0</wp14:pctWidth>
-          </wp14:sizeRelH>
-          <wp14:sizeRelV relativeFrom="margin">
-            <wp14:pctHeight>0</wp14:pctHeight>
-          </wp14:sizeRelV>
-        </wp:anchor>
-      </w:drawing>
-    </w:r>
     <w:r>
       <w:rPr>
         <w:b/>

--- a/Generacion_Word_FTO_LOSRIOS/template.docx
+++ b/Generacion_Word_FTO_LOSRIOS/template.docx
@@ -1442,7 +1442,12 @@
       </w:pPr>
     </w:p>
     <w:sectPr>
-      <w:headerReference w:type="default" r:id="rId7"/>
+      <w:headerReference w:type="even" r:id="rId7"/>
+      <w:headerReference w:type="default" r:id="rId8"/>
+      <w:footerReference w:type="even" r:id="rId9"/>
+      <w:footerReference w:type="default" r:id="rId10"/>
+      <w:headerReference w:type="first" r:id="rId11"/>
+      <w:footerReference w:type="first" r:id="rId12"/>
       <w:pgSz w:w="12240" w:h="15840"/>
       <w:pgMar w:top="2242" w:right="1701" w:bottom="1417" w:left="1701" w:header="1135" w:footer="708" w:gutter="0"/>
       <w:cols w:space="708"/>
@@ -1477,6 +1482,36 @@
 </w:endnotes>
 </file>
 
+<file path=word/footer1.xml><?xml version="1.0" encoding="utf-8"?>
+<w:ftr xmlns:wpc="http://schemas.microsoft.com/office/word/2010/wordprocessingCanvas" xmlns:cx="http://schemas.microsoft.com/office/drawing/2014/chartex" xmlns:cx1="http://schemas.microsoft.com/office/drawing/2015/9/8/chartex" xmlns:cx2="http://schemas.microsoft.com/office/drawing/2015/10/21/chartex" xmlns:cx3="http://schemas.microsoft.com/office/drawing/2016/5/9/chartex" xmlns:cx4="http://schemas.microsoft.com/office/drawing/2016/5/10/chartex" xmlns:cx5="http://schemas.microsoft.com/office/drawing/2016/5/11/chartex" xmlns:cx6="http://schemas.microsoft.com/office/drawing/2016/5/12/chartex" xmlns:cx7="http://schemas.microsoft.com/office/drawing/2016/5/13/chartex" xmlns:cx8="http://schemas.microsoft.com/office/drawing/2016/5/14/chartex" xmlns:mc="http://schemas.openxmlformats.org/markup-compatibility/2006" xmlns:aink="http://schemas.microsoft.com/office/drawing/2016/ink" xmlns:am3d="http://schemas.microsoft.com/office/drawing/2017/model3d" xmlns:o="urn:schemas-microsoft-com:office:office" xmlns:oel="http://schemas.microsoft.com/office/2019/extlst" xmlns:r="http://schemas.openxmlformats.org/officeDocument/2006/relationships" xmlns:m="http://schemas.openxmlformats.org/officeDocument/2006/math" xmlns:v="urn:schemas-microsoft-com:vml" xmlns:wp14="http://schemas.microsoft.com/office/word/2010/wordprocessingDrawing" xmlns:wp="http://schemas.openxmlformats.org/drawingml/2006/wordprocessingDrawing" xmlns:w10="urn:schemas-microsoft-com:office:word" xmlns:w="http://schemas.openxmlformats.org/wordprocessingml/2006/main" xmlns:w14="http://schemas.microsoft.com/office/word/2010/wordml" xmlns:w15="http://schemas.microsoft.com/office/word/2012/wordml" xmlns:w16cex="http://schemas.microsoft.com/office/word/2018/wordml/cex" xmlns:w16cid="http://schemas.microsoft.com/office/word/2016/wordml/cid" xmlns:w16="http://schemas.microsoft.com/office/word/2018/wordml" xmlns:w16du="http://schemas.microsoft.com/office/word/2023/wordml/word16du" xmlns:w16sdtdh="http://schemas.microsoft.com/office/word/2020/wordml/sdtdatahash" xmlns:w16sdtfl="http://schemas.microsoft.com/office/word/2024/wordml/sdtformatlock" xmlns:w16se="http://schemas.microsoft.com/office/word/2015/wordml/symex" xmlns:wpg="http://schemas.microsoft.com/office/word/2010/wordprocessingGroup" xmlns:wpi="http://schemas.microsoft.com/office/word/2010/wordprocessingInk" xmlns:wne="http://schemas.microsoft.com/office/word/2006/wordml" xmlns:wps="http://schemas.microsoft.com/office/word/2010/wordprocessingShape" mc:Ignorable="w14 w15 w16se w16cid w16 w16cex w16sdtdh w16sdtfl w16du wp14">
+  <w:p>
+    <w:pPr>
+      <w:pStyle w:val="Piedepgina"/>
+    </w:pPr>
+  </w:p>
+</w:ftr>
+</file>
+
+<file path=word/footer2.xml><?xml version="1.0" encoding="utf-8"?>
+<w:ftr xmlns:wpc="http://schemas.microsoft.com/office/word/2010/wordprocessingCanvas" xmlns:cx="http://schemas.microsoft.com/office/drawing/2014/chartex" xmlns:cx1="http://schemas.microsoft.com/office/drawing/2015/9/8/chartex" xmlns:cx2="http://schemas.microsoft.com/office/drawing/2015/10/21/chartex" xmlns:cx3="http://schemas.microsoft.com/office/drawing/2016/5/9/chartex" xmlns:cx4="http://schemas.microsoft.com/office/drawing/2016/5/10/chartex" xmlns:cx5="http://schemas.microsoft.com/office/drawing/2016/5/11/chartex" xmlns:cx6="http://schemas.microsoft.com/office/drawing/2016/5/12/chartex" xmlns:cx7="http://schemas.microsoft.com/office/drawing/2016/5/13/chartex" xmlns:cx8="http://schemas.microsoft.com/office/drawing/2016/5/14/chartex" xmlns:mc="http://schemas.openxmlformats.org/markup-compatibility/2006" xmlns:aink="http://schemas.microsoft.com/office/drawing/2016/ink" xmlns:am3d="http://schemas.microsoft.com/office/drawing/2017/model3d" xmlns:o="urn:schemas-microsoft-com:office:office" xmlns:oel="http://schemas.microsoft.com/office/2019/extlst" xmlns:r="http://schemas.openxmlformats.org/officeDocument/2006/relationships" xmlns:m="http://schemas.openxmlformats.org/officeDocument/2006/math" xmlns:v="urn:schemas-microsoft-com:vml" xmlns:wp14="http://schemas.microsoft.com/office/word/2010/wordprocessingDrawing" xmlns:wp="http://schemas.openxmlformats.org/drawingml/2006/wordprocessingDrawing" xmlns:w10="urn:schemas-microsoft-com:office:word" xmlns:w="http://schemas.openxmlformats.org/wordprocessingml/2006/main" xmlns:w14="http://schemas.microsoft.com/office/word/2010/wordml" xmlns:w15="http://schemas.microsoft.com/office/word/2012/wordml" xmlns:w16cex="http://schemas.microsoft.com/office/word/2018/wordml/cex" xmlns:w16cid="http://schemas.microsoft.com/office/word/2016/wordml/cid" xmlns:w16="http://schemas.microsoft.com/office/word/2018/wordml" xmlns:w16du="http://schemas.microsoft.com/office/word/2023/wordml/word16du" xmlns:w16sdtdh="http://schemas.microsoft.com/office/word/2020/wordml/sdtdatahash" xmlns:w16sdtfl="http://schemas.microsoft.com/office/word/2024/wordml/sdtformatlock" xmlns:w16se="http://schemas.microsoft.com/office/word/2015/wordml/symex" xmlns:wpg="http://schemas.microsoft.com/office/word/2010/wordprocessingGroup" xmlns:wpi="http://schemas.microsoft.com/office/word/2010/wordprocessingInk" xmlns:wne="http://schemas.microsoft.com/office/word/2006/wordml" xmlns:wps="http://schemas.microsoft.com/office/word/2010/wordprocessingShape" mc:Ignorable="w14 w15 w16se w16cid w16 w16cex w16sdtdh w16sdtfl w16du wp14">
+  <w:p>
+    <w:pPr>
+      <w:pStyle w:val="Piedepgina"/>
+    </w:pPr>
+  </w:p>
+</w:ftr>
+</file>
+
+<file path=word/footer3.xml><?xml version="1.0" encoding="utf-8"?>
+<w:ftr xmlns:wpc="http://schemas.microsoft.com/office/word/2010/wordprocessingCanvas" xmlns:cx="http://schemas.microsoft.com/office/drawing/2014/chartex" xmlns:cx1="http://schemas.microsoft.com/office/drawing/2015/9/8/chartex" xmlns:cx2="http://schemas.microsoft.com/office/drawing/2015/10/21/chartex" xmlns:cx3="http://schemas.microsoft.com/office/drawing/2016/5/9/chartex" xmlns:cx4="http://schemas.microsoft.com/office/drawing/2016/5/10/chartex" xmlns:cx5="http://schemas.microsoft.com/office/drawing/2016/5/11/chartex" xmlns:cx6="http://schemas.microsoft.com/office/drawing/2016/5/12/chartex" xmlns:cx7="http://schemas.microsoft.com/office/drawing/2016/5/13/chartex" xmlns:cx8="http://schemas.microsoft.com/office/drawing/2016/5/14/chartex" xmlns:mc="http://schemas.openxmlformats.org/markup-compatibility/2006" xmlns:aink="http://schemas.microsoft.com/office/drawing/2016/ink" xmlns:am3d="http://schemas.microsoft.com/office/drawing/2017/model3d" xmlns:o="urn:schemas-microsoft-com:office:office" xmlns:oel="http://schemas.microsoft.com/office/2019/extlst" xmlns:r="http://schemas.openxmlformats.org/officeDocument/2006/relationships" xmlns:m="http://schemas.openxmlformats.org/officeDocument/2006/math" xmlns:v="urn:schemas-microsoft-com:vml" xmlns:wp14="http://schemas.microsoft.com/office/word/2010/wordprocessingDrawing" xmlns:wp="http://schemas.openxmlformats.org/drawingml/2006/wordprocessingDrawing" xmlns:w10="urn:schemas-microsoft-com:office:word" xmlns:w="http://schemas.openxmlformats.org/wordprocessingml/2006/main" xmlns:w14="http://schemas.microsoft.com/office/word/2010/wordml" xmlns:w15="http://schemas.microsoft.com/office/word/2012/wordml" xmlns:w16cex="http://schemas.microsoft.com/office/word/2018/wordml/cex" xmlns:w16cid="http://schemas.microsoft.com/office/word/2016/wordml/cid" xmlns:w16="http://schemas.microsoft.com/office/word/2018/wordml" xmlns:w16du="http://schemas.microsoft.com/office/word/2023/wordml/word16du" xmlns:w16sdtdh="http://schemas.microsoft.com/office/word/2020/wordml/sdtdatahash" xmlns:w16sdtfl="http://schemas.microsoft.com/office/word/2024/wordml/sdtformatlock" xmlns:w16se="http://schemas.microsoft.com/office/word/2015/wordml/symex" xmlns:wpg="http://schemas.microsoft.com/office/word/2010/wordprocessingGroup" xmlns:wpi="http://schemas.microsoft.com/office/word/2010/wordprocessingInk" xmlns:wne="http://schemas.microsoft.com/office/word/2006/wordml" xmlns:wps="http://schemas.microsoft.com/office/word/2010/wordprocessingShape" mc:Ignorable="w14 w15 w16se w16cid w16 w16cex w16sdtdh w16sdtfl w16du wp14">
+  <w:p>
+    <w:pPr>
+      <w:pStyle w:val="Piedepgina"/>
+    </w:pPr>
+  </w:p>
+</w:ftr>
+</file>
+
 <file path=word/footnotes.xml><?xml version="1.0" encoding="utf-8"?>
 <w:footnotes xmlns:wpc="http://schemas.microsoft.com/office/word/2010/wordprocessingCanvas" xmlns:cx="http://schemas.microsoft.com/office/drawing/2014/chartex" xmlns:cx1="http://schemas.microsoft.com/office/drawing/2015/9/8/chartex" xmlns:cx2="http://schemas.microsoft.com/office/drawing/2015/10/21/chartex" xmlns:cx3="http://schemas.microsoft.com/office/drawing/2016/5/9/chartex" xmlns:cx4="http://schemas.microsoft.com/office/drawing/2016/5/10/chartex" xmlns:cx5="http://schemas.microsoft.com/office/drawing/2016/5/11/chartex" xmlns:cx6="http://schemas.microsoft.com/office/drawing/2016/5/12/chartex" xmlns:cx7="http://schemas.microsoft.com/office/drawing/2016/5/13/chartex" xmlns:cx8="http://schemas.microsoft.com/office/drawing/2016/5/14/chartex" xmlns:mc="http://schemas.openxmlformats.org/markup-compatibility/2006" xmlns:aink="http://schemas.microsoft.com/office/drawing/2016/ink" xmlns:am3d="http://schemas.microsoft.com/office/drawing/2017/model3d" xmlns:o="urn:schemas-microsoft-com:office:office" xmlns:oel="http://schemas.microsoft.com/office/2019/extlst" xmlns:r="http://schemas.openxmlformats.org/officeDocument/2006/relationships" xmlns:m="http://schemas.openxmlformats.org/officeDocument/2006/math" xmlns:v="urn:schemas-microsoft-com:vml" xmlns:wp14="http://schemas.microsoft.com/office/word/2010/wordprocessingDrawing" xmlns:wp="http://schemas.openxmlformats.org/drawingml/2006/wordprocessingDrawing" xmlns:w10="urn:schemas-microsoft-com:office:word" xmlns:w="http://schemas.openxmlformats.org/wordprocessingml/2006/main" xmlns:w14="http://schemas.microsoft.com/office/word/2010/wordml" xmlns:w15="http://schemas.microsoft.com/office/word/2012/wordml" xmlns:w16cex="http://schemas.microsoft.com/office/word/2018/wordml/cex" xmlns:w16cid="http://schemas.microsoft.com/office/word/2016/wordml/cid" xmlns:w16="http://schemas.microsoft.com/office/word/2018/wordml" xmlns:w16du="http://schemas.microsoft.com/office/word/2023/wordml/word16du" xmlns:w16sdtdh="http://schemas.microsoft.com/office/word/2020/wordml/sdtdatahash" xmlns:w16sdtfl="http://schemas.microsoft.com/office/word/2024/wordml/sdtformatlock" xmlns:w16se="http://schemas.microsoft.com/office/word/2015/wordml/symex" xmlns:wpg="http://schemas.microsoft.com/office/word/2010/wordprocessingGroup" xmlns:wpi="http://schemas.microsoft.com/office/word/2010/wordprocessingInk" xmlns:wne="http://schemas.microsoft.com/office/word/2006/wordml" xmlns:wps="http://schemas.microsoft.com/office/word/2010/wordprocessingShape" mc:Ignorable="w14 w15 w16se w16cid w16 w16cex w16sdtdh w16sdtfl w16du wp14">
   <w:footnote w:type="separator" w:id="-1">
@@ -1504,6 +1539,91 @@
 
 <file path=word/header1.xml><?xml version="1.0" encoding="utf-8"?>
 <w:hdr xmlns:wpc="http://schemas.microsoft.com/office/word/2010/wordprocessingCanvas" xmlns:cx="http://schemas.microsoft.com/office/drawing/2014/chartex" xmlns:cx1="http://schemas.microsoft.com/office/drawing/2015/9/8/chartex" xmlns:cx2="http://schemas.microsoft.com/office/drawing/2015/10/21/chartex" xmlns:cx3="http://schemas.microsoft.com/office/drawing/2016/5/9/chartex" xmlns:cx4="http://schemas.microsoft.com/office/drawing/2016/5/10/chartex" xmlns:cx5="http://schemas.microsoft.com/office/drawing/2016/5/11/chartex" xmlns:cx6="http://schemas.microsoft.com/office/drawing/2016/5/12/chartex" xmlns:cx7="http://schemas.microsoft.com/office/drawing/2016/5/13/chartex" xmlns:cx8="http://schemas.microsoft.com/office/drawing/2016/5/14/chartex" xmlns:mc="http://schemas.openxmlformats.org/markup-compatibility/2006" xmlns:aink="http://schemas.microsoft.com/office/drawing/2016/ink" xmlns:am3d="http://schemas.microsoft.com/office/drawing/2017/model3d" xmlns:o="urn:schemas-microsoft-com:office:office" xmlns:oel="http://schemas.microsoft.com/office/2019/extlst" xmlns:r="http://schemas.openxmlformats.org/officeDocument/2006/relationships" xmlns:m="http://schemas.openxmlformats.org/officeDocument/2006/math" xmlns:v="urn:schemas-microsoft-com:vml" xmlns:wp14="http://schemas.microsoft.com/office/word/2010/wordprocessingDrawing" xmlns:wp="http://schemas.openxmlformats.org/drawingml/2006/wordprocessingDrawing" xmlns:w10="urn:schemas-microsoft-com:office:word" xmlns:w="http://schemas.openxmlformats.org/wordprocessingml/2006/main" xmlns:w14="http://schemas.microsoft.com/office/word/2010/wordml" xmlns:w15="http://schemas.microsoft.com/office/word/2012/wordml" xmlns:w16cex="http://schemas.microsoft.com/office/word/2018/wordml/cex" xmlns:w16cid="http://schemas.microsoft.com/office/word/2016/wordml/cid" xmlns:w16="http://schemas.microsoft.com/office/word/2018/wordml" xmlns:w16du="http://schemas.microsoft.com/office/word/2023/wordml/word16du" xmlns:w16sdtdh="http://schemas.microsoft.com/office/word/2020/wordml/sdtdatahash" xmlns:w16sdtfl="http://schemas.microsoft.com/office/word/2024/wordml/sdtformatlock" xmlns:w16se="http://schemas.microsoft.com/office/word/2015/wordml/symex" xmlns:wpg="http://schemas.microsoft.com/office/word/2010/wordprocessingGroup" xmlns:wpi="http://schemas.microsoft.com/office/word/2010/wordprocessingInk" xmlns:wne="http://schemas.microsoft.com/office/word/2006/wordml" xmlns:wps="http://schemas.microsoft.com/office/word/2010/wordprocessingShape" mc:Ignorable="w14 w15 w16se w16cid w16 w16cex w16sdtdh w16sdtfl w16du wp14">
+  <w:p>
+    <w:pPr>
+      <w:pStyle w:val="Encabezado"/>
+    </w:pPr>
+  </w:p>
+</w:hdr>
+</file>
+
+<file path=word/header2.xml><?xml version="1.0" encoding="utf-8"?>
+<w:hdr xmlns:wpc="http://schemas.microsoft.com/office/word/2010/wordprocessingCanvas" xmlns:cx="http://schemas.microsoft.com/office/drawing/2014/chartex" xmlns:cx1="http://schemas.microsoft.com/office/drawing/2015/9/8/chartex" xmlns:cx2="http://schemas.microsoft.com/office/drawing/2015/10/21/chartex" xmlns:cx3="http://schemas.microsoft.com/office/drawing/2016/5/9/chartex" xmlns:cx4="http://schemas.microsoft.com/office/drawing/2016/5/10/chartex" xmlns:cx5="http://schemas.microsoft.com/office/drawing/2016/5/11/chartex" xmlns:cx6="http://schemas.microsoft.com/office/drawing/2016/5/12/chartex" xmlns:cx7="http://schemas.microsoft.com/office/drawing/2016/5/13/chartex" xmlns:cx8="http://schemas.microsoft.com/office/drawing/2016/5/14/chartex" xmlns:mc="http://schemas.openxmlformats.org/markup-compatibility/2006" xmlns:aink="http://schemas.microsoft.com/office/drawing/2016/ink" xmlns:am3d="http://schemas.microsoft.com/office/drawing/2017/model3d" xmlns:o="urn:schemas-microsoft-com:office:office" xmlns:oel="http://schemas.microsoft.com/office/2019/extlst" xmlns:r="http://schemas.openxmlformats.org/officeDocument/2006/relationships" xmlns:m="http://schemas.openxmlformats.org/officeDocument/2006/math" xmlns:v="urn:schemas-microsoft-com:vml" xmlns:wp14="http://schemas.microsoft.com/office/word/2010/wordprocessingDrawing" xmlns:wp="http://schemas.openxmlformats.org/drawingml/2006/wordprocessingDrawing" xmlns:w10="urn:schemas-microsoft-com:office:word" xmlns:w="http://schemas.openxmlformats.org/wordprocessingml/2006/main" xmlns:w14="http://schemas.microsoft.com/office/word/2010/wordml" xmlns:w15="http://schemas.microsoft.com/office/word/2012/wordml" xmlns:w16cex="http://schemas.microsoft.com/office/word/2018/wordml/cex" xmlns:w16cid="http://schemas.microsoft.com/office/word/2016/wordml/cid" xmlns:w16="http://schemas.microsoft.com/office/word/2018/wordml" xmlns:w16du="http://schemas.microsoft.com/office/word/2023/wordml/word16du" xmlns:w16sdtdh="http://schemas.microsoft.com/office/word/2020/wordml/sdtdatahash" xmlns:w16sdtfl="http://schemas.microsoft.com/office/word/2024/wordml/sdtformatlock" xmlns:w16se="http://schemas.microsoft.com/office/word/2015/wordml/symex" xmlns:wpg="http://schemas.microsoft.com/office/word/2010/wordprocessingGroup" xmlns:wpi="http://schemas.microsoft.com/office/word/2010/wordprocessingInk" xmlns:wne="http://schemas.microsoft.com/office/word/2006/wordml" xmlns:wps="http://schemas.microsoft.com/office/word/2010/wordprocessingShape" mc:Ignorable="w14 w15 w16se w16cid w16 w16cex w16sdtdh w16sdtfl w16du wp14">
+  <w:p>
+    <w:pPr>
+      <w:pBdr>
+        <w:top w:val="nil"/>
+        <w:left w:val="nil"/>
+        <w:bottom w:val="nil"/>
+        <w:right w:val="nil"/>
+        <w:between w:val="nil"/>
+      </w:pBdr>
+      <w:tabs>
+        <w:tab w:val="center" w:pos="4419"/>
+        <w:tab w:val="right" w:pos="8838"/>
+        <w:tab w:val="left" w:pos="8345"/>
+      </w:tabs>
+      <w:spacing w:after="0" w:line="240" w:lineRule="auto"/>
+      <w:jc w:val="right"/>
+      <w:rPr>
+        <w:b/>
+      </w:rPr>
+    </w:pPr>
+    <w:r>
+      <w:rPr>
+        <w:noProof/>
+      </w:rPr>
+      <w:drawing>
+        <wp:anchor distT="0" distB="0" distL="114300" distR="114300" simplePos="0" relativeHeight="251658240" behindDoc="1" locked="0" layoutInCell="1" allowOverlap="1" wp14:anchorId="2D9692FB" wp14:editId="4E610A8B">
+          <wp:simplePos x="0" y="0"/>
+          <wp:positionH relativeFrom="leftMargin">
+            <wp:posOffset>831215</wp:posOffset>
+          </wp:positionH>
+          <wp:positionV relativeFrom="paragraph">
+            <wp:posOffset>236220</wp:posOffset>
+          </wp:positionV>
+          <wp:extent cx="839470" cy="775970"/>
+          <wp:effectExtent l="0" t="0" r="0" b="5080"/>
+          <wp:wrapTopAndBottom/>
+          <wp:docPr id="16" name="image1.png"/>
+          <wp:cNvGraphicFramePr/>
+          <a:graphic xmlns:a="http://schemas.openxmlformats.org/drawingml/2006/main">
+            <a:graphicData uri="http://schemas.openxmlformats.org/drawingml/2006/picture">
+              <pic:pic xmlns:pic="http://schemas.openxmlformats.org/drawingml/2006/picture">
+                <pic:nvPicPr>
+                  <pic:cNvPr id="16" name="image1.png"/>
+                  <pic:cNvPicPr/>
+                </pic:nvPicPr>
+                <pic:blipFill>
+                  <a:blip r:embed="rId1">
+                    <a:extLst>
+                      <a:ext uri="{28A0092B-C50C-407E-A947-70E740481C1C}">
+                        <a14:useLocalDpi xmlns:a14="http://schemas.microsoft.com/office/drawing/2010/main" val="0"/>
+                      </a:ext>
+                    </a:extLst>
+                  </a:blip>
+                  <a:srcRect/>
+                  <a:stretch>
+                    <a:fillRect/>
+                  </a:stretch>
+                </pic:blipFill>
+                <pic:spPr>
+                  <a:xfrm>
+                    <a:off x="0" y="0"/>
+                    <a:ext cx="839470" cy="775970"/>
+                  </a:xfrm>
+                  <a:prstGeom prst="rect">
+                    <a:avLst/>
+                  </a:prstGeom>
+                  <a:ln/>
+                </pic:spPr>
+              </pic:pic>
+            </a:graphicData>
+          </a:graphic>
+        </wp:anchor>
+      </w:drawing>
+    </w:r>
+  </w:p>
   <w:p>
     <w:pPr>
       <w:pBdr>
@@ -1591,6 +1711,16 @@
       <w:t xml:space="preserve"> </w:t>
     </w:r>
   </w:p>
+  <w:p>
+    <w:pPr>
+      <w:pStyle w:val="Encabezado"/>
+    </w:pPr>
+  </w:p>
+</w:hdr>
+</file>
+
+<file path=word/header3.xml><?xml version="1.0" encoding="utf-8"?>
+<w:hdr xmlns:wpc="http://schemas.microsoft.com/office/word/2010/wordprocessingCanvas" xmlns:cx="http://schemas.microsoft.com/office/drawing/2014/chartex" xmlns:cx1="http://schemas.microsoft.com/office/drawing/2015/9/8/chartex" xmlns:cx2="http://schemas.microsoft.com/office/drawing/2015/10/21/chartex" xmlns:cx3="http://schemas.microsoft.com/office/drawing/2016/5/9/chartex" xmlns:cx4="http://schemas.microsoft.com/office/drawing/2016/5/10/chartex" xmlns:cx5="http://schemas.microsoft.com/office/drawing/2016/5/11/chartex" xmlns:cx6="http://schemas.microsoft.com/office/drawing/2016/5/12/chartex" xmlns:cx7="http://schemas.microsoft.com/office/drawing/2016/5/13/chartex" xmlns:cx8="http://schemas.microsoft.com/office/drawing/2016/5/14/chartex" xmlns:mc="http://schemas.openxmlformats.org/markup-compatibility/2006" xmlns:aink="http://schemas.microsoft.com/office/drawing/2016/ink" xmlns:am3d="http://schemas.microsoft.com/office/drawing/2017/model3d" xmlns:o="urn:schemas-microsoft-com:office:office" xmlns:oel="http://schemas.microsoft.com/office/2019/extlst" xmlns:r="http://schemas.openxmlformats.org/officeDocument/2006/relationships" xmlns:m="http://schemas.openxmlformats.org/officeDocument/2006/math" xmlns:v="urn:schemas-microsoft-com:vml" xmlns:wp14="http://schemas.microsoft.com/office/word/2010/wordprocessingDrawing" xmlns:wp="http://schemas.openxmlformats.org/drawingml/2006/wordprocessingDrawing" xmlns:w10="urn:schemas-microsoft-com:office:word" xmlns:w="http://schemas.openxmlformats.org/wordprocessingml/2006/main" xmlns:w14="http://schemas.microsoft.com/office/word/2010/wordml" xmlns:w15="http://schemas.microsoft.com/office/word/2012/wordml" xmlns:w16cex="http://schemas.microsoft.com/office/word/2018/wordml/cex" xmlns:w16cid="http://schemas.microsoft.com/office/word/2016/wordml/cid" xmlns:w16="http://schemas.microsoft.com/office/word/2018/wordml" xmlns:w16du="http://schemas.microsoft.com/office/word/2023/wordml/word16du" xmlns:w16sdtdh="http://schemas.microsoft.com/office/word/2020/wordml/sdtdatahash" xmlns:w16sdtfl="http://schemas.microsoft.com/office/word/2024/wordml/sdtformatlock" xmlns:w16se="http://schemas.microsoft.com/office/word/2015/wordml/symex" xmlns:wpg="http://schemas.microsoft.com/office/word/2010/wordprocessingGroup" xmlns:wpi="http://schemas.microsoft.com/office/word/2010/wordprocessingInk" xmlns:wne="http://schemas.microsoft.com/office/word/2006/wordml" xmlns:wps="http://schemas.microsoft.com/office/word/2010/wordprocessingShape" mc:Ignorable="w14 w15 w16se w16cid w16 w16cex w16sdtdh w16sdtfl w16du wp14">
   <w:p>
     <w:pPr>
       <w:pStyle w:val="Encabezado"/>

--- a/Generacion_Word_FTO_LOSRIOS/template.docx
+++ b/Generacion_Word_FTO_LOSRIOS/template.docx
@@ -111,7 +111,6 @@
               </w:rPr>
               <w:t>{</w:t>
             </w:r>
-            <w:proofErr w:type="spellStart"/>
             <w:r>
               <w:rPr>
                 <w:rFonts w:cstheme="minorHAnsi"/>
@@ -121,7 +120,6 @@
               </w:rPr>
               <w:t>nombre_proyecto</w:t>
             </w:r>
-            <w:proofErr w:type="spellEnd"/>
             <w:r>
               <w:rPr>
                 <w:rFonts w:cstheme="minorHAnsi"/>
@@ -265,7 +263,6 @@
               </w:rPr>
               <w:t>{</w:t>
             </w:r>
-            <w:proofErr w:type="spellStart"/>
             <w:r>
               <w:rPr>
                 <w:rFonts w:cstheme="minorHAnsi"/>
@@ -275,7 +272,6 @@
               </w:rPr>
               <w:t>c_digo</w:t>
             </w:r>
-            <w:proofErr w:type="spellEnd"/>
             <w:r>
               <w:rPr>
                 <w:rFonts w:cstheme="minorHAnsi"/>
@@ -481,7 +477,6 @@
               </w:rPr>
               <w:t>{</w:t>
             </w:r>
-            <w:proofErr w:type="spellStart"/>
             <w:r>
               <w:rPr>
                 <w:rFonts w:cstheme="minorHAnsi"/>
@@ -492,7 +487,6 @@
               </w:rPr>
               <w:t>rut_beneficiaria_o</w:t>
             </w:r>
-            <w:proofErr w:type="spellEnd"/>
             <w:r>
               <w:rPr>
                 <w:rFonts w:cstheme="minorHAnsi"/>
@@ -560,7 +554,6 @@
               </w:rPr>
               <w:t>{</w:t>
             </w:r>
-            <w:proofErr w:type="spellStart"/>
             <w:r>
               <w:rPr>
                 <w:rFonts w:cstheme="minorHAnsi"/>
@@ -571,7 +564,6 @@
               </w:rPr>
               <w:t>nombre_supervisor_serviu</w:t>
             </w:r>
-            <w:proofErr w:type="spellEnd"/>
             <w:r>
               <w:rPr>
                 <w:rFonts w:cstheme="minorHAnsi"/>
@@ -824,7 +816,6 @@
               </w:rPr>
               <w:t>{</w:t>
             </w:r>
-            <w:proofErr w:type="spellStart"/>
             <w:r>
               <w:rPr>
                 <w:rFonts w:cstheme="minorHAnsi"/>
@@ -834,7 +825,6 @@
               </w:rPr>
               <w:t>seleccion_usuario</w:t>
             </w:r>
-            <w:proofErr w:type="spellEnd"/>
             <w:r>
               <w:rPr>
                 <w:rFonts w:cstheme="minorHAnsi"/>
@@ -1035,7 +1025,6 @@
               </w:rPr>
               <w:t>{</w:t>
             </w:r>
-            <w:proofErr w:type="spellStart"/>
             <w:r>
               <w:rPr>
                 <w:rFonts w:cstheme="minorHAnsi"/>
@@ -1045,7 +1034,6 @@
               </w:rPr>
               <w:t>registro_de_visita</w:t>
             </w:r>
-            <w:proofErr w:type="spellEnd"/>
             <w:r>
               <w:rPr>
                 <w:rFonts w:cstheme="minorHAnsi"/>
@@ -1229,6 +1217,7 @@
                 <w:sz w:val="20"/>
                 <w:szCs w:val="20"/>
               </w:rPr>
+              <w:lastRenderedPageBreak/>
               <w:t>Fotografía 1</w:t>
             </w:r>
           </w:p>
@@ -1251,11 +1240,20 @@
             <w:pPr>
               <w:rPr>
                 <w:rFonts w:cstheme="minorHAnsi"/>
-                <w:b/>
-                <w:sz w:val="20"/>
-                <w:szCs w:val="20"/>
-              </w:rPr>
-            </w:pPr>
+                <w:bCs/>
+                <w:sz w:val="20"/>
+                <w:szCs w:val="20"/>
+              </w:rPr>
+            </w:pPr>
+            <w:r>
+              <w:rPr>
+                <w:rFonts w:cstheme="minorHAnsi"/>
+                <w:bCs/>
+                <w:sz w:val="20"/>
+                <w:szCs w:val="20"/>
+              </w:rPr>
+              <w:t>{imagen1}</w:t>
+            </w:r>
           </w:p>
           <w:p>
             <w:pPr>
@@ -1330,6 +1328,43 @@
             <w:pPr>
               <w:rPr>
                 <w:rFonts w:cstheme="minorHAnsi"/>
+                <w:bCs/>
+                <w:sz w:val="20"/>
+                <w:szCs w:val="20"/>
+              </w:rPr>
+            </w:pPr>
+            <w:r>
+              <w:rPr>
+                <w:rFonts w:cstheme="minorHAnsi"/>
+                <w:bCs/>
+                <w:sz w:val="20"/>
+                <w:szCs w:val="20"/>
+              </w:rPr>
+              <w:t>{imagen</w:t>
+            </w:r>
+            <w:r>
+              <w:rPr>
+                <w:rFonts w:cstheme="minorHAnsi"/>
+                <w:bCs/>
+                <w:sz w:val="20"/>
+                <w:szCs w:val="20"/>
+              </w:rPr>
+              <w:t>2</w:t>
+            </w:r>
+            <w:r>
+              <w:rPr>
+                <w:rFonts w:cstheme="minorHAnsi"/>
+                <w:bCs/>
+                <w:sz w:val="20"/>
+                <w:szCs w:val="20"/>
+              </w:rPr>
+              <w:t>}</w:t>
+            </w:r>
+          </w:p>
+          <w:p>
+            <w:pPr>
+              <w:rPr>
+                <w:rFonts w:cstheme="minorHAnsi"/>
                 <w:b/>
                 <w:sz w:val="20"/>
                 <w:szCs w:val="20"/>
@@ -1385,6 +1420,53 @@
           <w:tcPr>
             <w:tcW w:w="5245" w:type="dxa"/>
           </w:tcPr>
+          <w:p>
+            <w:pPr>
+              <w:rPr>
+                <w:rFonts w:cstheme="minorHAnsi"/>
+                <w:bCs/>
+                <w:sz w:val="20"/>
+                <w:szCs w:val="20"/>
+              </w:rPr>
+            </w:pPr>
+          </w:p>
+          <w:p>
+            <w:pPr>
+              <w:rPr>
+                <w:rFonts w:cstheme="minorHAnsi"/>
+                <w:bCs/>
+                <w:sz w:val="20"/>
+                <w:szCs w:val="20"/>
+              </w:rPr>
+            </w:pPr>
+            <w:r>
+              <w:rPr>
+                <w:rFonts w:cstheme="minorHAnsi"/>
+                <w:bCs/>
+                <w:sz w:val="20"/>
+                <w:szCs w:val="20"/>
+              </w:rPr>
+              <w:t>{imagen</w:t>
+            </w:r>
+            <w:r>
+              <w:rPr>
+                <w:rFonts w:cstheme="minorHAnsi"/>
+                <w:bCs/>
+                <w:sz w:val="20"/>
+                <w:szCs w:val="20"/>
+              </w:rPr>
+              <w:t>3</w:t>
+            </w:r>
+            <w:r>
+              <w:rPr>
+                <w:rFonts w:cstheme="minorHAnsi"/>
+                <w:bCs/>
+                <w:sz w:val="20"/>
+                <w:szCs w:val="20"/>
+              </w:rPr>
+              <w:t>}</w:t>
+            </w:r>
+          </w:p>
           <w:p>
             <w:pPr>
               <w:rPr>

--- a/Generacion_Word_FTO_LOSRIOS/template.docx
+++ b/Generacion_Word_FTO_LOSRIOS/template.docx
@@ -17,14 +17,18 @@
         <w:tblLook w:val="01E0" w:firstRow="1" w:lastRow="1" w:firstColumn="1" w:lastColumn="1" w:noHBand="0" w:noVBand="0"/>
       </w:tblPr>
       <w:tblGrid>
-        <w:gridCol w:w="4536"/>
-        <w:gridCol w:w="5245"/>
+        <w:gridCol w:w="2553"/>
+        <w:gridCol w:w="1488"/>
+        <w:gridCol w:w="1488"/>
+        <w:gridCol w:w="4252"/>
       </w:tblGrid>
       <w:tr>
         <w:tc>
           <w:tcPr>
             <w:tcW w:w="9781" w:type="dxa"/>
-            <w:gridSpan w:val="2"/>
+            <w:gridSpan w:val="4"/>
+            <w:shd w:val="clear" w:color="auto" w:fill="DEEAF6" w:themeFill="accent1" w:themeFillTint="33"/>
+            <w:vAlign w:val="center"/>
           </w:tcPr>
           <w:p>
             <w:pPr>
@@ -58,23 +62,33 @@
       </w:tr>
       <w:tr>
         <w:trPr>
-          <w:trHeight w:val="260"/>
+          <w:trHeight w:val="293"/>
         </w:trPr>
         <w:tc>
           <w:tcPr>
-            <w:tcW w:w="4536" w:type="dxa"/>
-          </w:tcPr>
-          <w:p>
-            <w:pPr>
-              <w:rPr>
-                <w:rFonts w:cstheme="minorHAnsi"/>
-                <w:sz w:val="20"/>
-                <w:szCs w:val="20"/>
-              </w:rPr>
-            </w:pPr>
-            <w:r>
-              <w:rPr>
-                <w:rFonts w:cstheme="minorHAnsi"/>
+            <w:tcW w:w="9781" w:type="dxa"/>
+            <w:gridSpan w:val="4"/>
+            <w:tcBorders>
+              <w:right w:val="single" w:sz="4" w:space="0" w:color="000000"/>
+            </w:tcBorders>
+            <w:shd w:val="clear" w:color="auto" w:fill="DEEAF6" w:themeFill="accent1" w:themeFillTint="33"/>
+            <w:vAlign w:val="bottom"/>
+          </w:tcPr>
+          <w:p>
+            <w:pPr>
+              <w:rPr>
+                <w:rFonts w:cstheme="minorHAnsi"/>
+                <w:b/>
+                <w:bCs/>
+                <w:sz w:val="20"/>
+                <w:szCs w:val="20"/>
+              </w:rPr>
+            </w:pPr>
+            <w:r>
+              <w:rPr>
+                <w:rFonts w:cstheme="minorHAnsi"/>
+                <w:b/>
+                <w:bCs/>
                 <w:sz w:val="20"/>
                 <w:szCs w:val="20"/>
               </w:rPr>
@@ -82,9 +96,610 @@
             </w:r>
           </w:p>
         </w:tc>
-        <w:tc>
-          <w:tcPr>
-            <w:tcW w:w="5245" w:type="dxa"/>
+      </w:tr>
+      <w:tr>
+        <w:trPr>
+          <w:trHeight w:val="284"/>
+        </w:trPr>
+        <w:tc>
+          <w:tcPr>
+            <w:tcW w:w="9781" w:type="dxa"/>
+            <w:gridSpan w:val="4"/>
+            <w:tcBorders>
+              <w:right w:val="single" w:sz="4" w:space="0" w:color="000000"/>
+            </w:tcBorders>
+            <w:vAlign w:val="center"/>
+          </w:tcPr>
+          <w:p>
+            <w:pPr>
+              <w:rPr>
+                <w:rFonts w:cstheme="minorHAnsi"/>
+                <w:bCs/>
+                <w:sz w:val="20"/>
+                <w:szCs w:val="20"/>
+              </w:rPr>
+            </w:pPr>
+            <w:r>
+              <w:rPr>
+                <w:rFonts w:cstheme="minorHAnsi"/>
+                <w:bCs/>
+                <w:sz w:val="20"/>
+                <w:szCs w:val="20"/>
+              </w:rPr>
+              <w:t>{</w:t>
+            </w:r>
+            <w:proofErr w:type="spellStart"/>
+            <w:r>
+              <w:rPr>
+                <w:rFonts w:cstheme="minorHAnsi"/>
+                <w:bCs/>
+                <w:sz w:val="20"/>
+                <w:szCs w:val="20"/>
+              </w:rPr>
+              <w:t>nombre_proyecto</w:t>
+            </w:r>
+            <w:proofErr w:type="spellEnd"/>
+            <w:r>
+              <w:rPr>
+                <w:rFonts w:cstheme="minorHAnsi"/>
+                <w:bCs/>
+                <w:sz w:val="20"/>
+                <w:szCs w:val="20"/>
+              </w:rPr>
+              <w:t>}</w:t>
+            </w:r>
+          </w:p>
+        </w:tc>
+      </w:tr>
+      <w:tr>
+        <w:trPr>
+          <w:trHeight w:val="275"/>
+        </w:trPr>
+        <w:tc>
+          <w:tcPr>
+            <w:tcW w:w="2553" w:type="dxa"/>
+            <w:shd w:val="clear" w:color="auto" w:fill="DEEAF6" w:themeFill="accent1" w:themeFillTint="33"/>
+            <w:vAlign w:val="bottom"/>
+          </w:tcPr>
+          <w:p>
+            <w:pPr>
+              <w:rPr>
+                <w:rFonts w:cstheme="minorHAnsi"/>
+                <w:b/>
+                <w:bCs/>
+                <w:sz w:val="20"/>
+                <w:szCs w:val="20"/>
+              </w:rPr>
+            </w:pPr>
+            <w:r>
+              <w:rPr>
+                <w:rFonts w:cstheme="minorHAnsi"/>
+                <w:b/>
+                <w:bCs/>
+                <w:sz w:val="20"/>
+                <w:szCs w:val="20"/>
+              </w:rPr>
+              <w:t>Programa</w:t>
+            </w:r>
+          </w:p>
+        </w:tc>
+        <w:tc>
+          <w:tcPr>
+            <w:tcW w:w="1488" w:type="dxa"/>
+            <w:tcBorders>
+              <w:top w:val="single" w:sz="4" w:space="0" w:color="auto"/>
+              <w:left w:val="single" w:sz="4" w:space="0" w:color="auto"/>
+              <w:bottom w:val="single" w:sz="4" w:space="0" w:color="auto"/>
+              <w:right w:val="single" w:sz="4" w:space="0" w:color="auto"/>
+            </w:tcBorders>
+            <w:shd w:val="clear" w:color="auto" w:fill="DEEAF6" w:themeFill="accent1" w:themeFillTint="33"/>
+            <w:vAlign w:val="bottom"/>
+          </w:tcPr>
+          <w:p>
+            <w:pPr>
+              <w:rPr>
+                <w:rFonts w:cstheme="minorHAnsi"/>
+                <w:b/>
+                <w:bCs/>
+                <w:sz w:val="20"/>
+                <w:szCs w:val="20"/>
+              </w:rPr>
+            </w:pPr>
+            <w:r>
+              <w:rPr>
+                <w:rFonts w:cstheme="minorHAnsi"/>
+                <w:b/>
+                <w:bCs/>
+                <w:sz w:val="20"/>
+                <w:szCs w:val="20"/>
+              </w:rPr>
+              <w:t>Código</w:t>
+            </w:r>
+          </w:p>
+        </w:tc>
+        <w:tc>
+          <w:tcPr>
+            <w:tcW w:w="1488" w:type="dxa"/>
+            <w:tcBorders>
+              <w:top w:val="single" w:sz="4" w:space="0" w:color="auto"/>
+              <w:left w:val="single" w:sz="4" w:space="0" w:color="auto"/>
+              <w:bottom w:val="single" w:sz="4" w:space="0" w:color="auto"/>
+              <w:right w:val="single" w:sz="4" w:space="0" w:color="auto"/>
+            </w:tcBorders>
+            <w:shd w:val="clear" w:color="auto" w:fill="DEEAF6" w:themeFill="accent1" w:themeFillTint="33"/>
+            <w:vAlign w:val="bottom"/>
+          </w:tcPr>
+          <w:p>
+            <w:pPr>
+              <w:rPr>
+                <w:rFonts w:cstheme="minorHAnsi"/>
+                <w:b/>
+                <w:bCs/>
+                <w:sz w:val="20"/>
+                <w:szCs w:val="20"/>
+              </w:rPr>
+            </w:pPr>
+            <w:r>
+              <w:rPr>
+                <w:rFonts w:cstheme="minorHAnsi"/>
+                <w:b/>
+                <w:bCs/>
+                <w:sz w:val="20"/>
+                <w:szCs w:val="20"/>
+              </w:rPr>
+              <w:t>Comuna</w:t>
+            </w:r>
+          </w:p>
+        </w:tc>
+        <w:tc>
+          <w:tcPr>
+            <w:tcW w:w="4252" w:type="dxa"/>
+            <w:tcBorders>
+              <w:top w:val="single" w:sz="4" w:space="0" w:color="auto"/>
+              <w:left w:val="single" w:sz="4" w:space="0" w:color="auto"/>
+              <w:bottom w:val="single" w:sz="4" w:space="0" w:color="auto"/>
+              <w:right w:val="single" w:sz="4" w:space="0" w:color="000000"/>
+            </w:tcBorders>
+            <w:shd w:val="clear" w:color="auto" w:fill="DEEAF6" w:themeFill="accent1" w:themeFillTint="33"/>
+            <w:vAlign w:val="bottom"/>
+          </w:tcPr>
+          <w:p>
+            <w:pPr>
+              <w:rPr>
+                <w:rFonts w:cstheme="minorHAnsi"/>
+                <w:b/>
+                <w:bCs/>
+                <w:sz w:val="20"/>
+                <w:szCs w:val="20"/>
+              </w:rPr>
+            </w:pPr>
+            <w:r>
+              <w:rPr>
+                <w:rFonts w:cstheme="minorHAnsi"/>
+                <w:b/>
+                <w:bCs/>
+                <w:sz w:val="20"/>
+                <w:szCs w:val="20"/>
+              </w:rPr>
+              <w:t>Localidad</w:t>
+            </w:r>
+          </w:p>
+        </w:tc>
+      </w:tr>
+      <w:tr>
+        <w:trPr>
+          <w:trHeight w:val="340"/>
+        </w:trPr>
+        <w:tc>
+          <w:tcPr>
+            <w:tcW w:w="2553" w:type="dxa"/>
+            <w:vAlign w:val="center"/>
+          </w:tcPr>
+          <w:p>
+            <w:pPr>
+              <w:rPr>
+                <w:rFonts w:cstheme="minorHAnsi"/>
+                <w:sz w:val="20"/>
+                <w:szCs w:val="20"/>
+              </w:rPr>
+            </w:pPr>
+            <w:r>
+              <w:rPr>
+                <w:rFonts w:cstheme="minorHAnsi"/>
+                <w:bCs/>
+                <w:sz w:val="20"/>
+                <w:szCs w:val="20"/>
+              </w:rPr>
+              <w:t>{</w:t>
+            </w:r>
+            <w:proofErr w:type="spellStart"/>
+            <w:r>
+              <w:rPr>
+                <w:rFonts w:cstheme="minorHAnsi"/>
+                <w:bCs/>
+                <w:sz w:val="20"/>
+                <w:szCs w:val="20"/>
+              </w:rPr>
+              <w:t>nombre_proyecto</w:t>
+            </w:r>
+            <w:proofErr w:type="spellEnd"/>
+            <w:r>
+              <w:rPr>
+                <w:rFonts w:cstheme="minorHAnsi"/>
+                <w:bCs/>
+                <w:sz w:val="20"/>
+                <w:szCs w:val="20"/>
+              </w:rPr>
+              <w:t>}</w:t>
+            </w:r>
+          </w:p>
+        </w:tc>
+        <w:tc>
+          <w:tcPr>
+            <w:tcW w:w="1488" w:type="dxa"/>
+            <w:tcBorders>
+              <w:top w:val="single" w:sz="4" w:space="0" w:color="auto"/>
+              <w:left w:val="single" w:sz="4" w:space="0" w:color="auto"/>
+              <w:bottom w:val="single" w:sz="4" w:space="0" w:color="auto"/>
+              <w:right w:val="single" w:sz="4" w:space="0" w:color="auto"/>
+            </w:tcBorders>
+            <w:vAlign w:val="center"/>
+          </w:tcPr>
+          <w:p>
+            <w:pPr>
+              <w:rPr>
+                <w:rFonts w:cstheme="minorHAnsi"/>
+                <w:bCs/>
+                <w:sz w:val="20"/>
+                <w:szCs w:val="20"/>
+              </w:rPr>
+            </w:pPr>
+            <w:r>
+              <w:rPr>
+                <w:rFonts w:cstheme="minorHAnsi"/>
+                <w:bCs/>
+                <w:sz w:val="20"/>
+                <w:szCs w:val="20"/>
+              </w:rPr>
+              <w:t>{</w:t>
+            </w:r>
+            <w:proofErr w:type="spellStart"/>
+            <w:r>
+              <w:rPr>
+                <w:rFonts w:cstheme="minorHAnsi"/>
+                <w:bCs/>
+                <w:sz w:val="20"/>
+                <w:szCs w:val="20"/>
+              </w:rPr>
+              <w:t>c_digo</w:t>
+            </w:r>
+            <w:proofErr w:type="spellEnd"/>
+            <w:r>
+              <w:rPr>
+                <w:rFonts w:cstheme="minorHAnsi"/>
+                <w:bCs/>
+                <w:sz w:val="20"/>
+                <w:szCs w:val="20"/>
+              </w:rPr>
+              <w:t>}</w:t>
+            </w:r>
+          </w:p>
+        </w:tc>
+        <w:tc>
+          <w:tcPr>
+            <w:tcW w:w="1488" w:type="dxa"/>
+            <w:tcBorders>
+              <w:top w:val="single" w:sz="4" w:space="0" w:color="auto"/>
+              <w:left w:val="single" w:sz="4" w:space="0" w:color="auto"/>
+              <w:bottom w:val="single" w:sz="4" w:space="0" w:color="auto"/>
+              <w:right w:val="single" w:sz="4" w:space="0" w:color="auto"/>
+            </w:tcBorders>
+            <w:vAlign w:val="bottom"/>
+          </w:tcPr>
+          <w:p>
+            <w:pPr>
+              <w:rPr>
+                <w:rFonts w:cstheme="minorHAnsi"/>
+                <w:bCs/>
+                <w:sz w:val="20"/>
+                <w:szCs w:val="20"/>
+              </w:rPr>
+            </w:pPr>
+            <w:r>
+              <w:rPr>
+                <w:rFonts w:cstheme="minorHAnsi"/>
+                <w:bCs/>
+                <w:sz w:val="20"/>
+                <w:szCs w:val="20"/>
+              </w:rPr>
+              <w:t>{comuna}</w:t>
+            </w:r>
+          </w:p>
+        </w:tc>
+        <w:tc>
+          <w:tcPr>
+            <w:tcW w:w="4252" w:type="dxa"/>
+            <w:tcBorders>
+              <w:top w:val="single" w:sz="4" w:space="0" w:color="auto"/>
+              <w:left w:val="single" w:sz="4" w:space="0" w:color="auto"/>
+              <w:bottom w:val="single" w:sz="4" w:space="0" w:color="auto"/>
+              <w:right w:val="single" w:sz="4" w:space="0" w:color="000000"/>
+            </w:tcBorders>
+            <w:vAlign w:val="bottom"/>
+          </w:tcPr>
+          <w:p>
+            <w:pPr>
+              <w:rPr>
+                <w:rFonts w:cstheme="minorHAnsi"/>
+                <w:bCs/>
+                <w:sz w:val="20"/>
+                <w:szCs w:val="20"/>
+              </w:rPr>
+            </w:pPr>
+            <w:r>
+              <w:rPr>
+                <w:rFonts w:cstheme="minorHAnsi"/>
+                <w:bCs/>
+                <w:sz w:val="20"/>
+                <w:szCs w:val="20"/>
+              </w:rPr>
+              <w:t>{localidad}</w:t>
+            </w:r>
+          </w:p>
+        </w:tc>
+      </w:tr>
+      <w:tr>
+        <w:tc>
+          <w:tcPr>
+            <w:tcW w:w="2553" w:type="dxa"/>
+            <w:shd w:val="clear" w:color="auto" w:fill="DEEAF6" w:themeFill="accent1" w:themeFillTint="33"/>
+            <w:vAlign w:val="bottom"/>
+          </w:tcPr>
+          <w:p>
+            <w:pPr>
+              <w:rPr>
+                <w:rFonts w:cstheme="minorHAnsi"/>
+                <w:b/>
+                <w:bCs/>
+                <w:sz w:val="20"/>
+                <w:szCs w:val="20"/>
+              </w:rPr>
+            </w:pPr>
+            <w:r>
+              <w:rPr>
+                <w:rFonts w:cstheme="minorHAnsi"/>
+                <w:b/>
+                <w:bCs/>
+                <w:sz w:val="20"/>
+                <w:szCs w:val="20"/>
+              </w:rPr>
+              <w:t>RUT Beneficiaria (o)</w:t>
+            </w:r>
+          </w:p>
+        </w:tc>
+        <w:tc>
+          <w:tcPr>
+            <w:tcW w:w="7228" w:type="dxa"/>
+            <w:gridSpan w:val="3"/>
+            <w:tcBorders>
+              <w:top w:val="single" w:sz="4" w:space="0" w:color="auto"/>
+              <w:left w:val="single" w:sz="4" w:space="0" w:color="auto"/>
+              <w:bottom w:val="single" w:sz="4" w:space="0" w:color="auto"/>
+              <w:right w:val="single" w:sz="4" w:space="0" w:color="000000"/>
+            </w:tcBorders>
+            <w:shd w:val="clear" w:color="auto" w:fill="DEEAF6" w:themeFill="accent1" w:themeFillTint="33"/>
+            <w:vAlign w:val="bottom"/>
+          </w:tcPr>
+          <w:p>
+            <w:pPr>
+              <w:rPr>
+                <w:rFonts w:cstheme="minorHAnsi"/>
+                <w:b/>
+                <w:bCs/>
+                <w:color w:val="000000"/>
+                <w:sz w:val="20"/>
+                <w:szCs w:val="20"/>
+              </w:rPr>
+            </w:pPr>
+            <w:r>
+              <w:rPr>
+                <w:rFonts w:cstheme="minorHAnsi"/>
+                <w:b/>
+                <w:bCs/>
+                <w:color w:val="000000"/>
+                <w:sz w:val="20"/>
+                <w:szCs w:val="20"/>
+              </w:rPr>
+              <w:t xml:space="preserve">  </w:t>
+            </w:r>
+            <w:r>
+              <w:rPr>
+                <w:rFonts w:cstheme="minorHAnsi"/>
+                <w:b/>
+                <w:bCs/>
+                <w:sz w:val="20"/>
+                <w:szCs w:val="20"/>
+              </w:rPr>
+              <w:t>Nombre Supervisor SERVIU</w:t>
+            </w:r>
+          </w:p>
+        </w:tc>
+      </w:tr>
+      <w:tr>
+        <w:trPr>
+          <w:trHeight w:val="283"/>
+        </w:trPr>
+        <w:tc>
+          <w:tcPr>
+            <w:tcW w:w="2553" w:type="dxa"/>
+            <w:vAlign w:val="bottom"/>
+          </w:tcPr>
+          <w:p>
+            <w:pPr>
+              <w:rPr>
+                <w:rFonts w:cstheme="minorHAnsi"/>
+                <w:sz w:val="20"/>
+                <w:szCs w:val="20"/>
+              </w:rPr>
+            </w:pPr>
+            <w:r>
+              <w:rPr>
+                <w:rFonts w:cstheme="minorHAnsi"/>
+                <w:bCs/>
+                <w:color w:val="000000"/>
+                <w:sz w:val="20"/>
+                <w:szCs w:val="20"/>
+              </w:rPr>
+              <w:t>{</w:t>
+            </w:r>
+            <w:proofErr w:type="spellStart"/>
+            <w:r>
+              <w:rPr>
+                <w:rFonts w:cstheme="minorHAnsi"/>
+                <w:bCs/>
+                <w:color w:val="000000"/>
+                <w:sz w:val="20"/>
+                <w:szCs w:val="20"/>
+              </w:rPr>
+              <w:t>rut_beneficiaria_o</w:t>
+            </w:r>
+            <w:proofErr w:type="spellEnd"/>
+            <w:r>
+              <w:rPr>
+                <w:rFonts w:cstheme="minorHAnsi"/>
+                <w:bCs/>
+                <w:color w:val="000000"/>
+                <w:sz w:val="20"/>
+                <w:szCs w:val="20"/>
+              </w:rPr>
+              <w:t>}</w:t>
+            </w:r>
+          </w:p>
+        </w:tc>
+        <w:tc>
+          <w:tcPr>
+            <w:tcW w:w="7228" w:type="dxa"/>
+            <w:gridSpan w:val="3"/>
+            <w:tcBorders>
+              <w:top w:val="single" w:sz="4" w:space="0" w:color="auto"/>
+              <w:left w:val="single" w:sz="4" w:space="0" w:color="auto"/>
+              <w:bottom w:val="single" w:sz="4" w:space="0" w:color="auto"/>
+              <w:right w:val="single" w:sz="4" w:space="0" w:color="000000"/>
+            </w:tcBorders>
+            <w:vAlign w:val="bottom"/>
+          </w:tcPr>
+          <w:p>
+            <w:pPr>
+              <w:rPr>
+                <w:rFonts w:cstheme="minorHAnsi"/>
+                <w:bCs/>
+                <w:color w:val="000000"/>
+                <w:sz w:val="20"/>
+                <w:szCs w:val="20"/>
+              </w:rPr>
+            </w:pPr>
+            <w:r>
+              <w:rPr>
+                <w:rFonts w:cstheme="minorHAnsi"/>
+                <w:bCs/>
+                <w:color w:val="000000"/>
+                <w:sz w:val="20"/>
+                <w:szCs w:val="20"/>
+              </w:rPr>
+              <w:t>{</w:t>
+            </w:r>
+            <w:proofErr w:type="spellStart"/>
+            <w:r>
+              <w:rPr>
+                <w:rFonts w:cstheme="minorHAnsi"/>
+                <w:bCs/>
+                <w:color w:val="000000"/>
+                <w:sz w:val="20"/>
+                <w:szCs w:val="20"/>
+              </w:rPr>
+              <w:t>nombre_supervisor_serviu</w:t>
+            </w:r>
+            <w:proofErr w:type="spellEnd"/>
+            <w:r>
+              <w:rPr>
+                <w:rFonts w:cstheme="minorHAnsi"/>
+                <w:bCs/>
+                <w:color w:val="000000"/>
+                <w:sz w:val="20"/>
+                <w:szCs w:val="20"/>
+              </w:rPr>
+              <w:t>}</w:t>
+            </w:r>
+          </w:p>
+        </w:tc>
+      </w:tr>
+      <w:tr>
+        <w:trPr>
+          <w:trHeight w:val="4757"/>
+        </w:trPr>
+        <w:tc>
+          <w:tcPr>
+            <w:tcW w:w="2553" w:type="dxa"/>
+          </w:tcPr>
+          <w:p>
+            <w:pPr>
+              <w:rPr>
+                <w:rFonts w:cstheme="minorHAnsi"/>
+                <w:sz w:val="20"/>
+                <w:szCs w:val="20"/>
+              </w:rPr>
+            </w:pPr>
+            <w:r>
+              <w:rPr>
+                <w:rFonts w:cstheme="minorHAnsi"/>
+                <w:sz w:val="20"/>
+                <w:szCs w:val="20"/>
+              </w:rPr>
+              <w:t xml:space="preserve">Georreferenciación </w:t>
+            </w:r>
+          </w:p>
+          <w:p>
+            <w:pPr>
+              <w:rPr>
+                <w:rFonts w:cstheme="minorHAnsi"/>
+                <w:sz w:val="20"/>
+                <w:szCs w:val="20"/>
+              </w:rPr>
+            </w:pPr>
+          </w:p>
+          <w:p>
+            <w:pPr>
+              <w:rPr>
+                <w:rFonts w:cstheme="minorHAnsi"/>
+                <w:sz w:val="20"/>
+                <w:szCs w:val="20"/>
+              </w:rPr>
+            </w:pPr>
+          </w:p>
+          <w:p>
+            <w:pPr>
+              <w:rPr>
+                <w:rFonts w:cstheme="minorHAnsi"/>
+                <w:sz w:val="20"/>
+                <w:szCs w:val="20"/>
+              </w:rPr>
+            </w:pPr>
+            <w:r>
+              <w:rPr>
+                <w:rFonts w:cstheme="minorHAnsi"/>
+                <w:b/>
+                <w:bCs/>
+                <w:sz w:val="20"/>
+                <w:szCs w:val="20"/>
+              </w:rPr>
+              <w:t> </w:t>
+            </w:r>
+          </w:p>
+        </w:tc>
+        <w:tc>
+          <w:tcPr>
+            <w:tcW w:w="7228" w:type="dxa"/>
+            <w:gridSpan w:val="3"/>
             <w:tcBorders>
               <w:top w:val="single" w:sz="4" w:space="0" w:color="auto"/>
               <w:left w:val="single" w:sz="4" w:space="0" w:color="auto"/>
@@ -97,603 +712,19 @@
             <w:pPr>
               <w:rPr>
                 <w:rFonts w:cstheme="minorHAnsi"/>
-                <w:bCs/>
-                <w:sz w:val="20"/>
-                <w:szCs w:val="20"/>
-              </w:rPr>
-            </w:pPr>
-            <w:r>
-              <w:rPr>
-                <w:rFonts w:cstheme="minorHAnsi"/>
-                <w:bCs/>
-                <w:sz w:val="20"/>
-                <w:szCs w:val="20"/>
-              </w:rPr>
-              <w:t>{</w:t>
-            </w:r>
-            <w:r>
-              <w:rPr>
-                <w:rFonts w:cstheme="minorHAnsi"/>
-                <w:bCs/>
-                <w:sz w:val="20"/>
-                <w:szCs w:val="20"/>
-              </w:rPr>
-              <w:t>nombre_proyecto</w:t>
-            </w:r>
-            <w:r>
-              <w:rPr>
-                <w:rFonts w:cstheme="minorHAnsi"/>
-                <w:bCs/>
-                <w:sz w:val="20"/>
-                <w:szCs w:val="20"/>
-              </w:rPr>
-              <w:t>}</w:t>
-            </w:r>
-          </w:p>
-        </w:tc>
-      </w:tr>
-      <w:tr>
-        <w:trPr>
-          <w:trHeight w:val="550"/>
-        </w:trPr>
-        <w:tc>
-          <w:tcPr>
-            <w:tcW w:w="4536" w:type="dxa"/>
-          </w:tcPr>
-          <w:p>
-            <w:pPr>
-              <w:rPr>
-                <w:rFonts w:cstheme="minorHAnsi"/>
-                <w:sz w:val="20"/>
-                <w:szCs w:val="20"/>
-              </w:rPr>
-            </w:pPr>
-            <w:r>
-              <w:rPr>
-                <w:rFonts w:cstheme="minorHAnsi"/>
-                <w:sz w:val="20"/>
-                <w:szCs w:val="20"/>
-              </w:rPr>
-              <w:t>Programa</w:t>
-            </w:r>
-          </w:p>
-        </w:tc>
-        <w:tc>
-          <w:tcPr>
-            <w:tcW w:w="5245" w:type="dxa"/>
-            <w:tcBorders>
-              <w:top w:val="single" w:sz="4" w:space="0" w:color="auto"/>
-              <w:left w:val="single" w:sz="4" w:space="0" w:color="auto"/>
-              <w:bottom w:val="single" w:sz="4" w:space="0" w:color="auto"/>
-              <w:right w:val="single" w:sz="4" w:space="0" w:color="000000"/>
-            </w:tcBorders>
-            <w:vAlign w:val="center"/>
-          </w:tcPr>
-          <w:p>
-            <w:pPr>
-              <w:rPr>
-                <w:rFonts w:cstheme="minorHAnsi"/>
-                <w:bCs/>
-                <w:sz w:val="20"/>
-                <w:szCs w:val="20"/>
-              </w:rPr>
-            </w:pPr>
-            <w:r>
-              <w:rPr>
-                <w:rFonts w:cstheme="minorHAnsi"/>
-                <w:bCs/>
-                <w:sz w:val="20"/>
-                <w:szCs w:val="20"/>
-              </w:rPr>
-              <w:t>{</w:t>
-            </w:r>
-            <w:r>
-              <w:rPr>
-                <w:rFonts w:cstheme="minorHAnsi"/>
-                <w:bCs/>
-                <w:sz w:val="20"/>
-                <w:szCs w:val="20"/>
-              </w:rPr>
-              <w:t>programa</w:t>
-            </w:r>
-            <w:r>
-              <w:rPr>
-                <w:rFonts w:cstheme="minorHAnsi"/>
-                <w:bCs/>
-                <w:sz w:val="20"/>
-                <w:szCs w:val="20"/>
-              </w:rPr>
-              <w:t>}</w:t>
-            </w:r>
-          </w:p>
-        </w:tc>
-      </w:tr>
-      <w:tr>
-        <w:trPr>
-          <w:trHeight w:val="387"/>
-        </w:trPr>
-        <w:tc>
-          <w:tcPr>
-            <w:tcW w:w="4536" w:type="dxa"/>
-          </w:tcPr>
-          <w:p>
-            <w:pPr>
-              <w:rPr>
-                <w:rFonts w:cstheme="minorHAnsi"/>
-                <w:sz w:val="20"/>
-                <w:szCs w:val="20"/>
-              </w:rPr>
-            </w:pPr>
-            <w:r>
-              <w:rPr>
-                <w:rFonts w:cstheme="minorHAnsi"/>
-                <w:sz w:val="20"/>
-                <w:szCs w:val="20"/>
-              </w:rPr>
-              <w:t>Código</w:t>
-            </w:r>
-          </w:p>
-        </w:tc>
-        <w:tc>
-          <w:tcPr>
-            <w:tcW w:w="5245" w:type="dxa"/>
-            <w:tcBorders>
-              <w:top w:val="single" w:sz="4" w:space="0" w:color="auto"/>
-              <w:left w:val="single" w:sz="4" w:space="0" w:color="auto"/>
-              <w:bottom w:val="single" w:sz="4" w:space="0" w:color="auto"/>
-              <w:right w:val="single" w:sz="4" w:space="0" w:color="000000"/>
-            </w:tcBorders>
-            <w:vAlign w:val="center"/>
-          </w:tcPr>
-          <w:p>
-            <w:pPr>
-              <w:rPr>
-                <w:rFonts w:cstheme="minorHAnsi"/>
-                <w:bCs/>
-                <w:sz w:val="20"/>
-                <w:szCs w:val="20"/>
-              </w:rPr>
-            </w:pPr>
-            <w:r>
-              <w:rPr>
-                <w:rFonts w:cstheme="minorHAnsi"/>
-                <w:bCs/>
-                <w:sz w:val="20"/>
-                <w:szCs w:val="20"/>
-              </w:rPr>
-              <w:t>{</w:t>
-            </w:r>
-            <w:r>
-              <w:rPr>
-                <w:rFonts w:cstheme="minorHAnsi"/>
-                <w:bCs/>
-                <w:sz w:val="20"/>
-                <w:szCs w:val="20"/>
-              </w:rPr>
-              <w:t>c_digo</w:t>
-            </w:r>
-            <w:r>
-              <w:rPr>
-                <w:rFonts w:cstheme="minorHAnsi"/>
-                <w:bCs/>
-                <w:sz w:val="20"/>
-                <w:szCs w:val="20"/>
-              </w:rPr>
-              <w:t>}</w:t>
-            </w:r>
-          </w:p>
-        </w:tc>
-      </w:tr>
-      <w:tr>
-        <w:tc>
-          <w:tcPr>
-            <w:tcW w:w="4536" w:type="dxa"/>
-          </w:tcPr>
-          <w:p>
-            <w:pPr>
-              <w:rPr>
-                <w:rFonts w:cstheme="minorHAnsi"/>
-                <w:sz w:val="20"/>
-                <w:szCs w:val="20"/>
-              </w:rPr>
-            </w:pPr>
-            <w:r>
-              <w:rPr>
-                <w:rFonts w:cstheme="minorHAnsi"/>
-                <w:sz w:val="20"/>
-                <w:szCs w:val="20"/>
-              </w:rPr>
-              <w:t>Comuna</w:t>
-            </w:r>
-          </w:p>
-        </w:tc>
-        <w:tc>
-          <w:tcPr>
-            <w:tcW w:w="5245" w:type="dxa"/>
-          </w:tcPr>
-          <w:p>
-            <w:pPr>
-              <w:rPr>
-                <w:rFonts w:cstheme="minorHAnsi"/>
-                <w:bCs/>
-                <w:sz w:val="20"/>
-                <w:szCs w:val="20"/>
-              </w:rPr>
-            </w:pPr>
-            <w:r>
-              <w:rPr>
-                <w:rFonts w:cstheme="minorHAnsi"/>
-                <w:bCs/>
-                <w:sz w:val="20"/>
-                <w:szCs w:val="20"/>
-              </w:rPr>
-              <w:t>{</w:t>
-            </w:r>
-            <w:r>
-              <w:rPr>
-                <w:rFonts w:cstheme="minorHAnsi"/>
-                <w:bCs/>
-                <w:sz w:val="20"/>
-                <w:szCs w:val="20"/>
-              </w:rPr>
-              <w:t>comuna</w:t>
-            </w:r>
-            <w:r>
-              <w:rPr>
-                <w:rFonts w:cstheme="minorHAnsi"/>
-                <w:bCs/>
-                <w:sz w:val="20"/>
-                <w:szCs w:val="20"/>
-              </w:rPr>
-              <w:t>}</w:t>
-            </w:r>
-          </w:p>
-        </w:tc>
-      </w:tr>
-      <w:tr>
-        <w:tc>
-          <w:tcPr>
-            <w:tcW w:w="4536" w:type="dxa"/>
-          </w:tcPr>
-          <w:p>
-            <w:pPr>
-              <w:rPr>
-                <w:rFonts w:cstheme="minorHAnsi"/>
-                <w:sz w:val="20"/>
-                <w:szCs w:val="20"/>
-              </w:rPr>
-            </w:pPr>
-            <w:r>
-              <w:rPr>
-                <w:rFonts w:cstheme="minorHAnsi"/>
-                <w:sz w:val="20"/>
-                <w:szCs w:val="20"/>
-              </w:rPr>
-              <w:t>Localidad</w:t>
-            </w:r>
-          </w:p>
-        </w:tc>
-        <w:tc>
-          <w:tcPr>
-            <w:tcW w:w="5245" w:type="dxa"/>
-            <w:tcBorders>
-              <w:top w:val="single" w:sz="4" w:space="0" w:color="auto"/>
-              <w:left w:val="single" w:sz="4" w:space="0" w:color="auto"/>
-              <w:bottom w:val="single" w:sz="4" w:space="0" w:color="auto"/>
-              <w:right w:val="single" w:sz="4" w:space="0" w:color="000000"/>
-            </w:tcBorders>
-            <w:vAlign w:val="center"/>
-          </w:tcPr>
-          <w:p>
-            <w:pPr>
-              <w:rPr>
-                <w:rFonts w:cstheme="minorHAnsi"/>
-                <w:bCs/>
-                <w:sz w:val="20"/>
-                <w:szCs w:val="20"/>
-              </w:rPr>
-            </w:pPr>
-            <w:r>
-              <w:rPr>
-                <w:rFonts w:cstheme="minorHAnsi"/>
-                <w:bCs/>
-                <w:sz w:val="20"/>
-                <w:szCs w:val="20"/>
-              </w:rPr>
-              <w:t>{</w:t>
-            </w:r>
-            <w:r>
-              <w:rPr>
-                <w:rFonts w:cstheme="minorHAnsi"/>
-                <w:bCs/>
-                <w:sz w:val="20"/>
-                <w:szCs w:val="20"/>
-              </w:rPr>
-              <w:t>localidad</w:t>
-            </w:r>
-            <w:r>
-              <w:rPr>
-                <w:rFonts w:cstheme="minorHAnsi"/>
-                <w:bCs/>
-                <w:sz w:val="20"/>
-                <w:szCs w:val="20"/>
-              </w:rPr>
-              <w:t>}</w:t>
-            </w:r>
-          </w:p>
-        </w:tc>
-      </w:tr>
-      <w:tr>
-        <w:tc>
-          <w:tcPr>
-            <w:tcW w:w="4536" w:type="dxa"/>
-          </w:tcPr>
-          <w:p>
-            <w:pPr>
-              <w:rPr>
-                <w:rFonts w:cstheme="minorHAnsi"/>
-                <w:sz w:val="20"/>
-                <w:szCs w:val="20"/>
-              </w:rPr>
-            </w:pPr>
-            <w:r>
-              <w:rPr>
-                <w:rFonts w:cstheme="minorHAnsi"/>
-                <w:sz w:val="20"/>
-                <w:szCs w:val="20"/>
-              </w:rPr>
-              <w:t>RUT Beneficiaria (o)</w:t>
-            </w:r>
-          </w:p>
-        </w:tc>
-        <w:tc>
-          <w:tcPr>
-            <w:tcW w:w="5245" w:type="dxa"/>
-            <w:tcBorders>
-              <w:top w:val="single" w:sz="4" w:space="0" w:color="auto"/>
-              <w:left w:val="single" w:sz="4" w:space="0" w:color="auto"/>
-              <w:bottom w:val="single" w:sz="4" w:space="0" w:color="auto"/>
-              <w:right w:val="single" w:sz="4" w:space="0" w:color="000000"/>
-            </w:tcBorders>
-            <w:vAlign w:val="center"/>
-          </w:tcPr>
-          <w:p>
-            <w:pPr>
-              <w:rPr>
-                <w:rFonts w:cstheme="minorHAnsi"/>
-                <w:bCs/>
-                <w:color w:val="000000"/>
-                <w:sz w:val="20"/>
-                <w:szCs w:val="20"/>
-              </w:rPr>
-            </w:pPr>
-            <w:r>
-              <w:rPr>
-                <w:rFonts w:cstheme="minorHAnsi"/>
-                <w:bCs/>
-                <w:color w:val="000000"/>
-                <w:sz w:val="20"/>
-                <w:szCs w:val="20"/>
-              </w:rPr>
-              <w:t>{</w:t>
-            </w:r>
-            <w:r>
-              <w:rPr>
-                <w:rFonts w:cstheme="minorHAnsi"/>
-                <w:bCs/>
-                <w:color w:val="000000"/>
-                <w:sz w:val="20"/>
-                <w:szCs w:val="20"/>
-              </w:rPr>
-              <w:t>rut_beneficiaria_o</w:t>
-            </w:r>
-            <w:r>
-              <w:rPr>
-                <w:rFonts w:cstheme="minorHAnsi"/>
-                <w:bCs/>
-                <w:color w:val="000000"/>
-                <w:sz w:val="20"/>
-                <w:szCs w:val="20"/>
-              </w:rPr>
-              <w:t>}</w:t>
-            </w:r>
-          </w:p>
-        </w:tc>
-      </w:tr>
-      <w:tr>
-        <w:tc>
-          <w:tcPr>
-            <w:tcW w:w="4536" w:type="dxa"/>
-          </w:tcPr>
-          <w:p>
-            <w:pPr>
-              <w:rPr>
-                <w:rFonts w:cstheme="minorHAnsi"/>
-                <w:sz w:val="20"/>
-                <w:szCs w:val="20"/>
-              </w:rPr>
-            </w:pPr>
-            <w:r>
-              <w:rPr>
-                <w:rFonts w:cstheme="minorHAnsi"/>
-                <w:sz w:val="20"/>
-                <w:szCs w:val="20"/>
-              </w:rPr>
-              <w:t>Nombre Supervisor SERVIU</w:t>
-            </w:r>
-          </w:p>
-        </w:tc>
-        <w:tc>
-          <w:tcPr>
-            <w:tcW w:w="5245" w:type="dxa"/>
-            <w:tcBorders>
-              <w:top w:val="single" w:sz="4" w:space="0" w:color="auto"/>
-              <w:left w:val="single" w:sz="4" w:space="0" w:color="auto"/>
-              <w:bottom w:val="single" w:sz="4" w:space="0" w:color="auto"/>
-              <w:right w:val="single" w:sz="4" w:space="0" w:color="000000"/>
-            </w:tcBorders>
-            <w:vAlign w:val="center"/>
-          </w:tcPr>
-          <w:p>
-            <w:pPr>
-              <w:rPr>
-                <w:rFonts w:cstheme="minorHAnsi"/>
-                <w:bCs/>
-                <w:color w:val="000000"/>
-                <w:sz w:val="20"/>
-                <w:szCs w:val="20"/>
-              </w:rPr>
-            </w:pPr>
-            <w:r>
-              <w:rPr>
-                <w:rFonts w:cstheme="minorHAnsi"/>
-                <w:bCs/>
-                <w:color w:val="000000"/>
-                <w:sz w:val="20"/>
-                <w:szCs w:val="20"/>
-              </w:rPr>
-              <w:t>{</w:t>
-            </w:r>
-            <w:r>
-              <w:rPr>
-                <w:rFonts w:cstheme="minorHAnsi"/>
-                <w:bCs/>
-                <w:color w:val="000000"/>
-                <w:sz w:val="20"/>
-                <w:szCs w:val="20"/>
-              </w:rPr>
-              <w:t>nombre_supervisor_serviu</w:t>
-            </w:r>
-            <w:r>
-              <w:rPr>
-                <w:rFonts w:cstheme="minorHAnsi"/>
-                <w:bCs/>
-                <w:color w:val="000000"/>
-                <w:sz w:val="20"/>
-                <w:szCs w:val="20"/>
-              </w:rPr>
-              <w:t>}</w:t>
-            </w:r>
-          </w:p>
-        </w:tc>
-      </w:tr>
-      <w:tr>
-        <w:trPr>
-          <w:trHeight w:val="3039"/>
-        </w:trPr>
-        <w:tc>
-          <w:tcPr>
-            <w:tcW w:w="4536" w:type="dxa"/>
-          </w:tcPr>
-          <w:p>
-            <w:pPr>
-              <w:rPr>
-                <w:rFonts w:cstheme="minorHAnsi"/>
-                <w:sz w:val="20"/>
-                <w:szCs w:val="20"/>
-              </w:rPr>
-            </w:pPr>
-            <w:r>
-              <w:rPr>
-                <w:rFonts w:cstheme="minorHAnsi"/>
-                <w:sz w:val="20"/>
-                <w:szCs w:val="20"/>
-              </w:rPr>
-              <w:t>Georrefe</w:t>
-            </w:r>
-            <w:r>
-              <w:rPr>
-                <w:rFonts w:cstheme="minorHAnsi"/>
-                <w:sz w:val="20"/>
-                <w:szCs w:val="20"/>
-              </w:rPr>
-              <w:t>renciación</w:t>
-            </w:r>
-            <w:r>
-              <w:rPr>
-                <w:rFonts w:cstheme="minorHAnsi"/>
-                <w:sz w:val="20"/>
-                <w:szCs w:val="20"/>
-              </w:rPr>
-              <w:t xml:space="preserve"> </w:t>
-            </w:r>
-          </w:p>
-          <w:p>
-            <w:pPr>
-              <w:rPr>
-                <w:rFonts w:cstheme="minorHAnsi"/>
-                <w:sz w:val="20"/>
-                <w:szCs w:val="20"/>
-              </w:rPr>
-            </w:pPr>
-          </w:p>
-          <w:p>
-            <w:pPr>
-              <w:rPr>
-                <w:rFonts w:cstheme="minorHAnsi"/>
-                <w:sz w:val="20"/>
-                <w:szCs w:val="20"/>
-              </w:rPr>
-            </w:pPr>
-          </w:p>
-          <w:p>
-            <w:pPr>
-              <w:rPr>
-                <w:rFonts w:cstheme="minorHAnsi"/>
-                <w:sz w:val="20"/>
-                <w:szCs w:val="20"/>
-              </w:rPr>
-            </w:pPr>
-            <w:r>
-              <w:rPr>
-                <w:rFonts w:cstheme="minorHAnsi"/>
-                <w:b/>
-                <w:bCs/>
-                <w:sz w:val="20"/>
-                <w:szCs w:val="20"/>
-              </w:rPr>
-              <w:t> </w:t>
-            </w:r>
-          </w:p>
-        </w:tc>
-        <w:tc>
-          <w:tcPr>
-            <w:tcW w:w="5245" w:type="dxa"/>
-            <w:tcBorders>
-              <w:top w:val="single" w:sz="4" w:space="0" w:color="auto"/>
-              <w:left w:val="single" w:sz="4" w:space="0" w:color="auto"/>
-              <w:bottom w:val="single" w:sz="4" w:space="0" w:color="auto"/>
-              <w:right w:val="single" w:sz="4" w:space="0" w:color="000000"/>
-            </w:tcBorders>
-            <w:vAlign w:val="center"/>
-          </w:tcPr>
-          <w:p>
-            <w:pPr>
-              <w:rPr>
-                <w:rFonts w:cstheme="minorHAnsi"/>
-                <w:sz w:val="20"/>
-                <w:szCs w:val="20"/>
-              </w:rPr>
-            </w:pPr>
-            <w:r>
-              <w:rPr>
-                <w:rFonts w:cstheme="minorHAnsi"/>
-                <w:sz w:val="20"/>
-                <w:szCs w:val="20"/>
-              </w:rPr>
-              <w:t>{imagen}</w:t>
-            </w:r>
-          </w:p>
-          <w:p>
-            <w:pPr>
-              <w:jc w:val="center"/>
-              <w:rPr>
-                <w:rFonts w:cstheme="minorHAnsi"/>
-                <w:b/>
-                <w:sz w:val="20"/>
-                <w:szCs w:val="20"/>
-              </w:rPr>
-            </w:pPr>
+                <w:sz w:val="20"/>
+                <w:szCs w:val="20"/>
+              </w:rPr>
+            </w:pPr>
+            <w:r>
+              <w:rPr>
+                <w:rFonts w:cstheme="minorHAnsi"/>
+                <w:noProof/>
+                <w:sz w:val="20"/>
+                <w:szCs w:val="20"/>
+              </w:rPr>
+              <w:t>{Imagen}</w:t>
+            </w:r>
           </w:p>
         </w:tc>
       </w:tr>
@@ -766,6 +797,7 @@
         <w:tc>
           <w:tcPr>
             <w:tcW w:w="4536" w:type="dxa"/>
+            <w:shd w:val="clear" w:color="auto" w:fill="DEEAF6" w:themeFill="accent1" w:themeFillTint="33"/>
           </w:tcPr>
           <w:p>
             <w:pPr>
@@ -816,6 +848,7 @@
               </w:rPr>
               <w:t>{</w:t>
             </w:r>
+            <w:proofErr w:type="spellStart"/>
             <w:r>
               <w:rPr>
                 <w:rFonts w:cstheme="minorHAnsi"/>
@@ -825,6 +858,7 @@
               </w:rPr>
               <w:t>seleccion_usuario</w:t>
             </w:r>
+            <w:proofErr w:type="spellEnd"/>
             <w:r>
               <w:rPr>
                 <w:rFonts w:cstheme="minorHAnsi"/>
@@ -841,6 +875,7 @@
         <w:tc>
           <w:tcPr>
             <w:tcW w:w="4536" w:type="dxa"/>
+            <w:shd w:val="clear" w:color="auto" w:fill="DEEAF6" w:themeFill="accent1" w:themeFillTint="33"/>
           </w:tcPr>
           <w:p>
             <w:pPr>
@@ -913,6 +948,23 @@
           <w:szCs w:val="20"/>
         </w:rPr>
       </w:pPr>
+    </w:p>
+    <w:p>
+      <w:pPr>
+        <w:rPr>
+          <w:rFonts w:cstheme="minorHAnsi"/>
+          <w:sz w:val="20"/>
+          <w:szCs w:val="20"/>
+        </w:rPr>
+      </w:pPr>
+      <w:r>
+        <w:rPr>
+          <w:rFonts w:cstheme="minorHAnsi"/>
+          <w:sz w:val="20"/>
+          <w:szCs w:val="20"/>
+        </w:rPr>
+        <w:br w:type="page"/>
+      </w:r>
     </w:p>
     <w:tbl>
       <w:tblPr>
@@ -940,6 +992,7 @@
           <w:tcPr>
             <w:tcW w:w="9781" w:type="dxa"/>
             <w:gridSpan w:val="2"/>
+            <w:shd w:val="clear" w:color="auto" w:fill="DEEAF6" w:themeFill="accent1" w:themeFillTint="33"/>
           </w:tcPr>
           <w:p>
             <w:pPr>
@@ -958,6 +1011,7 @@
                 <w:sz w:val="20"/>
                 <w:szCs w:val="20"/>
               </w:rPr>
+              <w:lastRenderedPageBreak/>
               <w:t xml:space="preserve">III. </w:t>
             </w:r>
             <w:r>
@@ -976,6 +1030,7 @@
         <w:tc>
           <w:tcPr>
             <w:tcW w:w="4536" w:type="dxa"/>
+            <w:shd w:val="clear" w:color="auto" w:fill="DEEAF6" w:themeFill="accent1" w:themeFillTint="33"/>
           </w:tcPr>
           <w:p>
             <w:pPr>
@@ -1006,6 +1061,7 @@
         <w:tc>
           <w:tcPr>
             <w:tcW w:w="5245" w:type="dxa"/>
+            <w:shd w:val="clear" w:color="auto" w:fill="DEEAF6" w:themeFill="accent1" w:themeFillTint="33"/>
           </w:tcPr>
           <w:p>
             <w:pPr>
@@ -1025,6 +1081,7 @@
               </w:rPr>
               <w:t>{</w:t>
             </w:r>
+            <w:proofErr w:type="spellStart"/>
             <w:r>
               <w:rPr>
                 <w:rFonts w:cstheme="minorHAnsi"/>
@@ -1034,6 +1091,7 @@
               </w:rPr>
               <w:t>registro_de_visita</w:t>
             </w:r>
+            <w:proofErr w:type="spellEnd"/>
             <w:r>
               <w:rPr>
                 <w:rFonts w:cstheme="minorHAnsi"/>
@@ -1050,6 +1108,7 @@
         <w:tc>
           <w:tcPr>
             <w:tcW w:w="4536" w:type="dxa"/>
+            <w:shd w:val="clear" w:color="auto" w:fill="DEEAF6" w:themeFill="accent1" w:themeFillTint="33"/>
           </w:tcPr>
           <w:p>
             <w:pPr>
@@ -1134,7 +1193,6 @@
                 <w:sz w:val="20"/>
                 <w:szCs w:val="20"/>
               </w:rPr>
-              <w:lastRenderedPageBreak/>
               <w:t>{</w:t>
             </w:r>
             <w:r>
@@ -1155,36 +1213,6 @@
               </w:rPr>
               <w:t>}</w:t>
             </w:r>
-          </w:p>
-          <w:p>
-            <w:pPr>
-              <w:rPr>
-                <w:rFonts w:cstheme="minorHAnsi"/>
-                <w:b/>
-                <w:sz w:val="20"/>
-                <w:szCs w:val="20"/>
-              </w:rPr>
-            </w:pPr>
-          </w:p>
-          <w:p>
-            <w:pPr>
-              <w:rPr>
-                <w:rFonts w:cstheme="minorHAnsi"/>
-                <w:b/>
-                <w:sz w:val="20"/>
-                <w:szCs w:val="20"/>
-              </w:rPr>
-            </w:pPr>
-          </w:p>
-          <w:p>
-            <w:pPr>
-              <w:rPr>
-                <w:rFonts w:cstheme="minorHAnsi"/>
-                <w:b/>
-                <w:sz w:val="20"/>
-                <w:szCs w:val="20"/>
-              </w:rPr>
-            </w:pPr>
           </w:p>
           <w:p>
             <w:pPr>
@@ -1202,22 +1230,22 @@
         <w:tc>
           <w:tcPr>
             <w:tcW w:w="4536" w:type="dxa"/>
-          </w:tcPr>
-          <w:p>
-            <w:pPr>
-              <w:rPr>
-                <w:rFonts w:cstheme="minorHAnsi"/>
-                <w:sz w:val="20"/>
-                <w:szCs w:val="20"/>
-              </w:rPr>
-            </w:pPr>
-            <w:r>
-              <w:rPr>
-                <w:rFonts w:cstheme="minorHAnsi"/>
-                <w:sz w:val="20"/>
-                <w:szCs w:val="20"/>
-              </w:rPr>
-              <w:lastRenderedPageBreak/>
+            <w:shd w:val="clear" w:color="auto" w:fill="DEEAF6" w:themeFill="accent1" w:themeFillTint="33"/>
+          </w:tcPr>
+          <w:p>
+            <w:pPr>
+              <w:rPr>
+                <w:rFonts w:cstheme="minorHAnsi"/>
+                <w:sz w:val="20"/>
+                <w:szCs w:val="20"/>
+              </w:rPr>
+            </w:pPr>
+            <w:r>
+              <w:rPr>
+                <w:rFonts w:cstheme="minorHAnsi"/>
+                <w:sz w:val="20"/>
+                <w:szCs w:val="20"/>
+              </w:rPr>
               <w:t>Fotografía 1</w:t>
             </w:r>
           </w:p>
@@ -1230,60 +1258,30 @@
             <w:pPr>
               <w:rPr>
                 <w:rFonts w:cstheme="minorHAnsi"/>
-                <w:b/>
-                <w:sz w:val="20"/>
-                <w:szCs w:val="20"/>
-              </w:rPr>
-            </w:pPr>
-          </w:p>
-          <w:p>
-            <w:pPr>
-              <w:rPr>
-                <w:rFonts w:cstheme="minorHAnsi"/>
-                <w:bCs/>
-                <w:sz w:val="20"/>
-                <w:szCs w:val="20"/>
-              </w:rPr>
-            </w:pPr>
-            <w:r>
-              <w:rPr>
-                <w:rFonts w:cstheme="minorHAnsi"/>
-                <w:bCs/>
-                <w:sz w:val="20"/>
-                <w:szCs w:val="20"/>
-              </w:rPr>
-              <w:t>{imagen1}</w:t>
-            </w:r>
-          </w:p>
-          <w:p>
-            <w:pPr>
-              <w:rPr>
-                <w:rFonts w:cstheme="minorHAnsi"/>
-                <w:b/>
-                <w:sz w:val="20"/>
-                <w:szCs w:val="20"/>
-              </w:rPr>
-            </w:pPr>
-          </w:p>
-          <w:p>
-            <w:pPr>
-              <w:rPr>
-                <w:rFonts w:cstheme="minorHAnsi"/>
-                <w:b/>
-                <w:sz w:val="20"/>
-                <w:szCs w:val="20"/>
-              </w:rPr>
-            </w:pPr>
-          </w:p>
-          <w:p>
-            <w:pPr>
-              <w:rPr>
-                <w:rFonts w:cstheme="minorHAnsi"/>
-                <w:b/>
-                <w:sz w:val="20"/>
-                <w:szCs w:val="20"/>
-              </w:rPr>
-            </w:pPr>
+                <w:bCs/>
+                <w:sz w:val="20"/>
+                <w:szCs w:val="20"/>
+              </w:rPr>
+            </w:pPr>
+          </w:p>
+          <w:p>
+            <w:pPr>
+              <w:rPr>
+                <w:rFonts w:cstheme="minorHAnsi"/>
+                <w:bCs/>
+                <w:sz w:val="20"/>
+                <w:szCs w:val="20"/>
+              </w:rPr>
+            </w:pPr>
+            <w:r>
+              <w:rPr>
+                <w:rFonts w:cstheme="minorHAnsi"/>
+                <w:bCs/>
+                <w:sz w:val="20"/>
+                <w:szCs w:val="20"/>
+              </w:rPr>
+              <w:t>{Imagen1}</w:t>
+            </w:r>
           </w:p>
         </w:tc>
       </w:tr>
@@ -1291,6 +1289,7 @@
         <w:tc>
           <w:tcPr>
             <w:tcW w:w="4536" w:type="dxa"/>
+            <w:shd w:val="clear" w:color="auto" w:fill="DEEAF6" w:themeFill="accent1" w:themeFillTint="33"/>
           </w:tcPr>
           <w:p>
             <w:pPr>
@@ -1318,74 +1317,36 @@
             <w:pPr>
               <w:rPr>
                 <w:rFonts w:cstheme="minorHAnsi"/>
-                <w:b/>
-                <w:sz w:val="20"/>
-                <w:szCs w:val="20"/>
-              </w:rPr>
-            </w:pPr>
-          </w:p>
-          <w:p>
-            <w:pPr>
-              <w:rPr>
-                <w:rFonts w:cstheme="minorHAnsi"/>
-                <w:bCs/>
-                <w:sz w:val="20"/>
-                <w:szCs w:val="20"/>
-              </w:rPr>
-            </w:pPr>
-            <w:r>
-              <w:rPr>
-                <w:rFonts w:cstheme="minorHAnsi"/>
-                <w:bCs/>
-                <w:sz w:val="20"/>
-                <w:szCs w:val="20"/>
-              </w:rPr>
-              <w:t>{imagen</w:t>
-            </w:r>
-            <w:r>
-              <w:rPr>
-                <w:rFonts w:cstheme="minorHAnsi"/>
-                <w:bCs/>
-                <w:sz w:val="20"/>
-                <w:szCs w:val="20"/>
-              </w:rPr>
-              <w:t>2</w:t>
-            </w:r>
-            <w:r>
-              <w:rPr>
-                <w:rFonts w:cstheme="minorHAnsi"/>
-                <w:bCs/>
-                <w:sz w:val="20"/>
-                <w:szCs w:val="20"/>
-              </w:rPr>
-              <w:t>}</w:t>
-            </w:r>
-          </w:p>
-          <w:p>
-            <w:pPr>
-              <w:rPr>
-                <w:rFonts w:cstheme="minorHAnsi"/>
-                <w:b/>
-                <w:sz w:val="20"/>
-                <w:szCs w:val="20"/>
-              </w:rPr>
-            </w:pPr>
-          </w:p>
-          <w:p>
-            <w:pPr>
-              <w:rPr>
-                <w:rFonts w:cstheme="minorHAnsi"/>
-                <w:b/>
-                <w:sz w:val="20"/>
-                <w:szCs w:val="20"/>
-              </w:rPr>
-            </w:pPr>
-          </w:p>
-          <w:p>
-            <w:pPr>
-              <w:rPr>
-                <w:rFonts w:cstheme="minorHAnsi"/>
-                <w:b/>
+                <w:bCs/>
+                <w:sz w:val="20"/>
+                <w:szCs w:val="20"/>
+              </w:rPr>
+            </w:pPr>
+          </w:p>
+          <w:p>
+            <w:pPr>
+              <w:rPr>
+                <w:rFonts w:cstheme="minorHAnsi"/>
+                <w:bCs/>
+                <w:sz w:val="20"/>
+                <w:szCs w:val="20"/>
+              </w:rPr>
+            </w:pPr>
+            <w:r>
+              <w:rPr>
+                <w:rFonts w:cstheme="minorHAnsi"/>
+                <w:bCs/>
+                <w:sz w:val="20"/>
+                <w:szCs w:val="20"/>
+              </w:rPr>
+              <w:t>{Imagen2}</w:t>
+            </w:r>
+          </w:p>
+          <w:p>
+            <w:pPr>
+              <w:rPr>
+                <w:rFonts w:cstheme="minorHAnsi"/>
+                <w:bCs/>
                 <w:sz w:val="20"/>
                 <w:szCs w:val="20"/>
               </w:rPr>
@@ -1397,6 +1358,7 @@
         <w:tc>
           <w:tcPr>
             <w:tcW w:w="4536" w:type="dxa"/>
+            <w:shd w:val="clear" w:color="auto" w:fill="DEEAF6" w:themeFill="accent1" w:themeFillTint="33"/>
           </w:tcPr>
           <w:p>
             <w:pPr>
@@ -1446,66 +1408,8 @@
                 <w:sz w:val="20"/>
                 <w:szCs w:val="20"/>
               </w:rPr>
-              <w:t>{imagen</w:t>
-            </w:r>
-            <w:r>
-              <w:rPr>
-                <w:rFonts w:cstheme="minorHAnsi"/>
-                <w:bCs/>
-                <w:sz w:val="20"/>
-                <w:szCs w:val="20"/>
-              </w:rPr>
-              <w:t>3</w:t>
-            </w:r>
-            <w:r>
-              <w:rPr>
-                <w:rFonts w:cstheme="minorHAnsi"/>
-                <w:bCs/>
-                <w:sz w:val="20"/>
-                <w:szCs w:val="20"/>
-              </w:rPr>
-              <w:t>}</w:t>
-            </w:r>
-          </w:p>
-          <w:p>
-            <w:pPr>
-              <w:rPr>
-                <w:rFonts w:cstheme="minorHAnsi"/>
-                <w:b/>
-                <w:sz w:val="20"/>
-                <w:szCs w:val="20"/>
-              </w:rPr>
-            </w:pPr>
-          </w:p>
-          <w:p>
-            <w:pPr>
-              <w:rPr>
-                <w:rFonts w:cstheme="minorHAnsi"/>
-                <w:b/>
-                <w:sz w:val="20"/>
-                <w:szCs w:val="20"/>
-              </w:rPr>
-            </w:pPr>
-          </w:p>
-          <w:p>
-            <w:pPr>
-              <w:rPr>
-                <w:rFonts w:cstheme="minorHAnsi"/>
-                <w:b/>
-                <w:sz w:val="20"/>
-                <w:szCs w:val="20"/>
-              </w:rPr>
-            </w:pPr>
-          </w:p>
-          <w:p>
-            <w:pPr>
-              <w:rPr>
-                <w:rFonts w:cstheme="minorHAnsi"/>
-                <w:b/>
-                <w:sz w:val="20"/>
-                <w:szCs w:val="20"/>
-              </w:rPr>
-            </w:pPr>
+              <w:t>{Imagen3}</w:t>
+            </w:r>
           </w:p>
         </w:tc>
       </w:tr>
@@ -1524,14 +1428,9 @@
       </w:pPr>
     </w:p>
     <w:sectPr>
-      <w:headerReference w:type="even" r:id="rId7"/>
-      <w:headerReference w:type="default" r:id="rId8"/>
-      <w:footerReference w:type="even" r:id="rId9"/>
-      <w:footerReference w:type="default" r:id="rId10"/>
-      <w:headerReference w:type="first" r:id="rId11"/>
-      <w:footerReference w:type="first" r:id="rId12"/>
+      <w:headerReference w:type="default" r:id="rId7"/>
       <w:pgSz w:w="12240" w:h="15840"/>
-      <w:pgMar w:top="2242" w:right="1701" w:bottom="1417" w:left="1701" w:header="1135" w:footer="708" w:gutter="0"/>
+      <w:pgMar w:top="1550" w:right="1183" w:bottom="1417" w:left="1701" w:header="426" w:footer="708" w:gutter="0"/>
       <w:cols w:space="708"/>
       <w:docGrid w:linePitch="360"/>
     </w:sectPr>
@@ -1564,36 +1463,6 @@
 </w:endnotes>
 </file>
 
-<file path=word/footer1.xml><?xml version="1.0" encoding="utf-8"?>
-<w:ftr xmlns:wpc="http://schemas.microsoft.com/office/word/2010/wordprocessingCanvas" xmlns:cx="http://schemas.microsoft.com/office/drawing/2014/chartex" xmlns:cx1="http://schemas.microsoft.com/office/drawing/2015/9/8/chartex" xmlns:cx2="http://schemas.microsoft.com/office/drawing/2015/10/21/chartex" xmlns:cx3="http://schemas.microsoft.com/office/drawing/2016/5/9/chartex" xmlns:cx4="http://schemas.microsoft.com/office/drawing/2016/5/10/chartex" xmlns:cx5="http://schemas.microsoft.com/office/drawing/2016/5/11/chartex" xmlns:cx6="http://schemas.microsoft.com/office/drawing/2016/5/12/chartex" xmlns:cx7="http://schemas.microsoft.com/office/drawing/2016/5/13/chartex" xmlns:cx8="http://schemas.microsoft.com/office/drawing/2016/5/14/chartex" xmlns:mc="http://schemas.openxmlformats.org/markup-compatibility/2006" xmlns:aink="http://schemas.microsoft.com/office/drawing/2016/ink" xmlns:am3d="http://schemas.microsoft.com/office/drawing/2017/model3d" xmlns:o="urn:schemas-microsoft-com:office:office" xmlns:oel="http://schemas.microsoft.com/office/2019/extlst" xmlns:r="http://schemas.openxmlformats.org/officeDocument/2006/relationships" xmlns:m="http://schemas.openxmlformats.org/officeDocument/2006/math" xmlns:v="urn:schemas-microsoft-com:vml" xmlns:wp14="http://schemas.microsoft.com/office/word/2010/wordprocessingDrawing" xmlns:wp="http://schemas.openxmlformats.org/drawingml/2006/wordprocessingDrawing" xmlns:w10="urn:schemas-microsoft-com:office:word" xmlns:w="http://schemas.openxmlformats.org/wordprocessingml/2006/main" xmlns:w14="http://schemas.microsoft.com/office/word/2010/wordml" xmlns:w15="http://schemas.microsoft.com/office/word/2012/wordml" xmlns:w16cex="http://schemas.microsoft.com/office/word/2018/wordml/cex" xmlns:w16cid="http://schemas.microsoft.com/office/word/2016/wordml/cid" xmlns:w16="http://schemas.microsoft.com/office/word/2018/wordml" xmlns:w16du="http://schemas.microsoft.com/office/word/2023/wordml/word16du" xmlns:w16sdtdh="http://schemas.microsoft.com/office/word/2020/wordml/sdtdatahash" xmlns:w16sdtfl="http://schemas.microsoft.com/office/word/2024/wordml/sdtformatlock" xmlns:w16se="http://schemas.microsoft.com/office/word/2015/wordml/symex" xmlns:wpg="http://schemas.microsoft.com/office/word/2010/wordprocessingGroup" xmlns:wpi="http://schemas.microsoft.com/office/word/2010/wordprocessingInk" xmlns:wne="http://schemas.microsoft.com/office/word/2006/wordml" xmlns:wps="http://schemas.microsoft.com/office/word/2010/wordprocessingShape" mc:Ignorable="w14 w15 w16se w16cid w16 w16cex w16sdtdh w16sdtfl w16du wp14">
-  <w:p>
-    <w:pPr>
-      <w:pStyle w:val="Piedepgina"/>
-    </w:pPr>
-  </w:p>
-</w:ftr>
-</file>
-
-<file path=word/footer2.xml><?xml version="1.0" encoding="utf-8"?>
-<w:ftr xmlns:wpc="http://schemas.microsoft.com/office/word/2010/wordprocessingCanvas" xmlns:cx="http://schemas.microsoft.com/office/drawing/2014/chartex" xmlns:cx1="http://schemas.microsoft.com/office/drawing/2015/9/8/chartex" xmlns:cx2="http://schemas.microsoft.com/office/drawing/2015/10/21/chartex" xmlns:cx3="http://schemas.microsoft.com/office/drawing/2016/5/9/chartex" xmlns:cx4="http://schemas.microsoft.com/office/drawing/2016/5/10/chartex" xmlns:cx5="http://schemas.microsoft.com/office/drawing/2016/5/11/chartex" xmlns:cx6="http://schemas.microsoft.com/office/drawing/2016/5/12/chartex" xmlns:cx7="http://schemas.microsoft.com/office/drawing/2016/5/13/chartex" xmlns:cx8="http://schemas.microsoft.com/office/drawing/2016/5/14/chartex" xmlns:mc="http://schemas.openxmlformats.org/markup-compatibility/2006" xmlns:aink="http://schemas.microsoft.com/office/drawing/2016/ink" xmlns:am3d="http://schemas.microsoft.com/office/drawing/2017/model3d" xmlns:o="urn:schemas-microsoft-com:office:office" xmlns:oel="http://schemas.microsoft.com/office/2019/extlst" xmlns:r="http://schemas.openxmlformats.org/officeDocument/2006/relationships" xmlns:m="http://schemas.openxmlformats.org/officeDocument/2006/math" xmlns:v="urn:schemas-microsoft-com:vml" xmlns:wp14="http://schemas.microsoft.com/office/word/2010/wordprocessingDrawing" xmlns:wp="http://schemas.openxmlformats.org/drawingml/2006/wordprocessingDrawing" xmlns:w10="urn:schemas-microsoft-com:office:word" xmlns:w="http://schemas.openxmlformats.org/wordprocessingml/2006/main" xmlns:w14="http://schemas.microsoft.com/office/word/2010/wordml" xmlns:w15="http://schemas.microsoft.com/office/word/2012/wordml" xmlns:w16cex="http://schemas.microsoft.com/office/word/2018/wordml/cex" xmlns:w16cid="http://schemas.microsoft.com/office/word/2016/wordml/cid" xmlns:w16="http://schemas.microsoft.com/office/word/2018/wordml" xmlns:w16du="http://schemas.microsoft.com/office/word/2023/wordml/word16du" xmlns:w16sdtdh="http://schemas.microsoft.com/office/word/2020/wordml/sdtdatahash" xmlns:w16sdtfl="http://schemas.microsoft.com/office/word/2024/wordml/sdtformatlock" xmlns:w16se="http://schemas.microsoft.com/office/word/2015/wordml/symex" xmlns:wpg="http://schemas.microsoft.com/office/word/2010/wordprocessingGroup" xmlns:wpi="http://schemas.microsoft.com/office/word/2010/wordprocessingInk" xmlns:wne="http://schemas.microsoft.com/office/word/2006/wordml" xmlns:wps="http://schemas.microsoft.com/office/word/2010/wordprocessingShape" mc:Ignorable="w14 w15 w16se w16cid w16 w16cex w16sdtdh w16sdtfl w16du wp14">
-  <w:p>
-    <w:pPr>
-      <w:pStyle w:val="Piedepgina"/>
-    </w:pPr>
-  </w:p>
-</w:ftr>
-</file>
-
-<file path=word/footer3.xml><?xml version="1.0" encoding="utf-8"?>
-<w:ftr xmlns:wpc="http://schemas.microsoft.com/office/word/2010/wordprocessingCanvas" xmlns:cx="http://schemas.microsoft.com/office/drawing/2014/chartex" xmlns:cx1="http://schemas.microsoft.com/office/drawing/2015/9/8/chartex" xmlns:cx2="http://schemas.microsoft.com/office/drawing/2015/10/21/chartex" xmlns:cx3="http://schemas.microsoft.com/office/drawing/2016/5/9/chartex" xmlns:cx4="http://schemas.microsoft.com/office/drawing/2016/5/10/chartex" xmlns:cx5="http://schemas.microsoft.com/office/drawing/2016/5/11/chartex" xmlns:cx6="http://schemas.microsoft.com/office/drawing/2016/5/12/chartex" xmlns:cx7="http://schemas.microsoft.com/office/drawing/2016/5/13/chartex" xmlns:cx8="http://schemas.microsoft.com/office/drawing/2016/5/14/chartex" xmlns:mc="http://schemas.openxmlformats.org/markup-compatibility/2006" xmlns:aink="http://schemas.microsoft.com/office/drawing/2016/ink" xmlns:am3d="http://schemas.microsoft.com/office/drawing/2017/model3d" xmlns:o="urn:schemas-microsoft-com:office:office" xmlns:oel="http://schemas.microsoft.com/office/2019/extlst" xmlns:r="http://schemas.openxmlformats.org/officeDocument/2006/relationships" xmlns:m="http://schemas.openxmlformats.org/officeDocument/2006/math" xmlns:v="urn:schemas-microsoft-com:vml" xmlns:wp14="http://schemas.microsoft.com/office/word/2010/wordprocessingDrawing" xmlns:wp="http://schemas.openxmlformats.org/drawingml/2006/wordprocessingDrawing" xmlns:w10="urn:schemas-microsoft-com:office:word" xmlns:w="http://schemas.openxmlformats.org/wordprocessingml/2006/main" xmlns:w14="http://schemas.microsoft.com/office/word/2010/wordml" xmlns:w15="http://schemas.microsoft.com/office/word/2012/wordml" xmlns:w16cex="http://schemas.microsoft.com/office/word/2018/wordml/cex" xmlns:w16cid="http://schemas.microsoft.com/office/word/2016/wordml/cid" xmlns:w16="http://schemas.microsoft.com/office/word/2018/wordml" xmlns:w16du="http://schemas.microsoft.com/office/word/2023/wordml/word16du" xmlns:w16sdtdh="http://schemas.microsoft.com/office/word/2020/wordml/sdtdatahash" xmlns:w16sdtfl="http://schemas.microsoft.com/office/word/2024/wordml/sdtformatlock" xmlns:w16se="http://schemas.microsoft.com/office/word/2015/wordml/symex" xmlns:wpg="http://schemas.microsoft.com/office/word/2010/wordprocessingGroup" xmlns:wpi="http://schemas.microsoft.com/office/word/2010/wordprocessingInk" xmlns:wne="http://schemas.microsoft.com/office/word/2006/wordml" xmlns:wps="http://schemas.microsoft.com/office/word/2010/wordprocessingShape" mc:Ignorable="w14 w15 w16se w16cid w16 w16cex w16sdtdh w16sdtfl w16du wp14">
-  <w:p>
-    <w:pPr>
-      <w:pStyle w:val="Piedepgina"/>
-    </w:pPr>
-  </w:p>
-</w:ftr>
-</file>
-
 <file path=word/footnotes.xml><?xml version="1.0" encoding="utf-8"?>
 <w:footnotes xmlns:wpc="http://schemas.microsoft.com/office/word/2010/wordprocessingCanvas" xmlns:cx="http://schemas.microsoft.com/office/drawing/2014/chartex" xmlns:cx1="http://schemas.microsoft.com/office/drawing/2015/9/8/chartex" xmlns:cx2="http://schemas.microsoft.com/office/drawing/2015/10/21/chartex" xmlns:cx3="http://schemas.microsoft.com/office/drawing/2016/5/9/chartex" xmlns:cx4="http://schemas.microsoft.com/office/drawing/2016/5/10/chartex" xmlns:cx5="http://schemas.microsoft.com/office/drawing/2016/5/11/chartex" xmlns:cx6="http://schemas.microsoft.com/office/drawing/2016/5/12/chartex" xmlns:cx7="http://schemas.microsoft.com/office/drawing/2016/5/13/chartex" xmlns:cx8="http://schemas.microsoft.com/office/drawing/2016/5/14/chartex" xmlns:mc="http://schemas.openxmlformats.org/markup-compatibility/2006" xmlns:aink="http://schemas.microsoft.com/office/drawing/2016/ink" xmlns:am3d="http://schemas.microsoft.com/office/drawing/2017/model3d" xmlns:o="urn:schemas-microsoft-com:office:office" xmlns:oel="http://schemas.microsoft.com/office/2019/extlst" xmlns:r="http://schemas.openxmlformats.org/officeDocument/2006/relationships" xmlns:m="http://schemas.openxmlformats.org/officeDocument/2006/math" xmlns:v="urn:schemas-microsoft-com:vml" xmlns:wp14="http://schemas.microsoft.com/office/word/2010/wordprocessingDrawing" xmlns:wp="http://schemas.openxmlformats.org/drawingml/2006/wordprocessingDrawing" xmlns:w10="urn:schemas-microsoft-com:office:word" xmlns:w="http://schemas.openxmlformats.org/wordprocessingml/2006/main" xmlns:w14="http://schemas.microsoft.com/office/word/2010/wordml" xmlns:w15="http://schemas.microsoft.com/office/word/2012/wordml" xmlns:w16cex="http://schemas.microsoft.com/office/word/2018/wordml/cex" xmlns:w16cid="http://schemas.microsoft.com/office/word/2016/wordml/cid" xmlns:w16="http://schemas.microsoft.com/office/word/2018/wordml" xmlns:w16du="http://schemas.microsoft.com/office/word/2023/wordml/word16du" xmlns:w16sdtdh="http://schemas.microsoft.com/office/word/2020/wordml/sdtdatahash" xmlns:w16sdtfl="http://schemas.microsoft.com/office/word/2024/wordml/sdtformatlock" xmlns:w16se="http://schemas.microsoft.com/office/word/2015/wordml/symex" xmlns:wpg="http://schemas.microsoft.com/office/word/2010/wordprocessingGroup" xmlns:wpi="http://schemas.microsoft.com/office/word/2010/wordprocessingInk" xmlns:wne="http://schemas.microsoft.com/office/word/2006/wordml" xmlns:wps="http://schemas.microsoft.com/office/word/2010/wordprocessingShape" mc:Ignorable="w14 w15 w16se w16cid w16 w16cex w16sdtdh w16sdtfl w16du wp14">
   <w:footnote w:type="separator" w:id="-1">
@@ -1620,16 +1489,6 @@
 </file>
 
 <file path=word/header1.xml><?xml version="1.0" encoding="utf-8"?>
-<w:hdr xmlns:wpc="http://schemas.microsoft.com/office/word/2010/wordprocessingCanvas" xmlns:cx="http://schemas.microsoft.com/office/drawing/2014/chartex" xmlns:cx1="http://schemas.microsoft.com/office/drawing/2015/9/8/chartex" xmlns:cx2="http://schemas.microsoft.com/office/drawing/2015/10/21/chartex" xmlns:cx3="http://schemas.microsoft.com/office/drawing/2016/5/9/chartex" xmlns:cx4="http://schemas.microsoft.com/office/drawing/2016/5/10/chartex" xmlns:cx5="http://schemas.microsoft.com/office/drawing/2016/5/11/chartex" xmlns:cx6="http://schemas.microsoft.com/office/drawing/2016/5/12/chartex" xmlns:cx7="http://schemas.microsoft.com/office/drawing/2016/5/13/chartex" xmlns:cx8="http://schemas.microsoft.com/office/drawing/2016/5/14/chartex" xmlns:mc="http://schemas.openxmlformats.org/markup-compatibility/2006" xmlns:aink="http://schemas.microsoft.com/office/drawing/2016/ink" xmlns:am3d="http://schemas.microsoft.com/office/drawing/2017/model3d" xmlns:o="urn:schemas-microsoft-com:office:office" xmlns:oel="http://schemas.microsoft.com/office/2019/extlst" xmlns:r="http://schemas.openxmlformats.org/officeDocument/2006/relationships" xmlns:m="http://schemas.openxmlformats.org/officeDocument/2006/math" xmlns:v="urn:schemas-microsoft-com:vml" xmlns:wp14="http://schemas.microsoft.com/office/word/2010/wordprocessingDrawing" xmlns:wp="http://schemas.openxmlformats.org/drawingml/2006/wordprocessingDrawing" xmlns:w10="urn:schemas-microsoft-com:office:word" xmlns:w="http://schemas.openxmlformats.org/wordprocessingml/2006/main" xmlns:w14="http://schemas.microsoft.com/office/word/2010/wordml" xmlns:w15="http://schemas.microsoft.com/office/word/2012/wordml" xmlns:w16cex="http://schemas.microsoft.com/office/word/2018/wordml/cex" xmlns:w16cid="http://schemas.microsoft.com/office/word/2016/wordml/cid" xmlns:w16="http://schemas.microsoft.com/office/word/2018/wordml" xmlns:w16du="http://schemas.microsoft.com/office/word/2023/wordml/word16du" xmlns:w16sdtdh="http://schemas.microsoft.com/office/word/2020/wordml/sdtdatahash" xmlns:w16sdtfl="http://schemas.microsoft.com/office/word/2024/wordml/sdtformatlock" xmlns:w16se="http://schemas.microsoft.com/office/word/2015/wordml/symex" xmlns:wpg="http://schemas.microsoft.com/office/word/2010/wordprocessingGroup" xmlns:wpi="http://schemas.microsoft.com/office/word/2010/wordprocessingInk" xmlns:wne="http://schemas.microsoft.com/office/word/2006/wordml" xmlns:wps="http://schemas.microsoft.com/office/word/2010/wordprocessingShape" mc:Ignorable="w14 w15 w16se w16cid w16 w16cex w16sdtdh w16sdtfl w16du wp14">
-  <w:p>
-    <w:pPr>
-      <w:pStyle w:val="Encabezado"/>
-    </w:pPr>
-  </w:p>
-</w:hdr>
-</file>
-
-<file path=word/header2.xml><?xml version="1.0" encoding="utf-8"?>
 <w:hdr xmlns:wpc="http://schemas.microsoft.com/office/word/2010/wordprocessingCanvas" xmlns:cx="http://schemas.microsoft.com/office/drawing/2014/chartex" xmlns:cx1="http://schemas.microsoft.com/office/drawing/2015/9/8/chartex" xmlns:cx2="http://schemas.microsoft.com/office/drawing/2015/10/21/chartex" xmlns:cx3="http://schemas.microsoft.com/office/drawing/2016/5/9/chartex" xmlns:cx4="http://schemas.microsoft.com/office/drawing/2016/5/10/chartex" xmlns:cx5="http://schemas.microsoft.com/office/drawing/2016/5/11/chartex" xmlns:cx6="http://schemas.microsoft.com/office/drawing/2016/5/12/chartex" xmlns:cx7="http://schemas.microsoft.com/office/drawing/2016/5/13/chartex" xmlns:cx8="http://schemas.microsoft.com/office/drawing/2016/5/14/chartex" xmlns:mc="http://schemas.openxmlformats.org/markup-compatibility/2006" xmlns:aink="http://schemas.microsoft.com/office/drawing/2016/ink" xmlns:am3d="http://schemas.microsoft.com/office/drawing/2017/model3d" xmlns:o="urn:schemas-microsoft-com:office:office" xmlns:oel="http://schemas.microsoft.com/office/2019/extlst" xmlns:r="http://schemas.openxmlformats.org/officeDocument/2006/relationships" xmlns:m="http://schemas.openxmlformats.org/officeDocument/2006/math" xmlns:v="urn:schemas-microsoft-com:vml" xmlns:wp14="http://schemas.microsoft.com/office/word/2010/wordprocessingDrawing" xmlns:wp="http://schemas.openxmlformats.org/drawingml/2006/wordprocessingDrawing" xmlns:w10="urn:schemas-microsoft-com:office:word" xmlns:w="http://schemas.openxmlformats.org/wordprocessingml/2006/main" xmlns:w14="http://schemas.microsoft.com/office/word/2010/wordml" xmlns:w15="http://schemas.microsoft.com/office/word/2012/wordml" xmlns:w16cex="http://schemas.microsoft.com/office/word/2018/wordml/cex" xmlns:w16cid="http://schemas.microsoft.com/office/word/2016/wordml/cid" xmlns:w16="http://schemas.microsoft.com/office/word/2018/wordml" xmlns:w16du="http://schemas.microsoft.com/office/word/2023/wordml/word16du" xmlns:w16sdtdh="http://schemas.microsoft.com/office/word/2020/wordml/sdtdatahash" xmlns:w16sdtfl="http://schemas.microsoft.com/office/word/2024/wordml/sdtformatlock" xmlns:w16se="http://schemas.microsoft.com/office/word/2015/wordml/symex" xmlns:wpg="http://schemas.microsoft.com/office/word/2010/wordprocessingGroup" xmlns:wpi="http://schemas.microsoft.com/office/word/2010/wordprocessingInk" xmlns:wne="http://schemas.microsoft.com/office/word/2006/wordml" xmlns:wps="http://schemas.microsoft.com/office/word/2010/wordprocessingShape" mc:Ignorable="w14 w15 w16se w16cid w16 w16cex w16sdtdh w16sdtfl w16du wp14">
   <w:p>
     <w:pPr>
@@ -1656,18 +1515,18 @@
         <w:noProof/>
       </w:rPr>
       <w:drawing>
-        <wp:anchor distT="0" distB="0" distL="114300" distR="114300" simplePos="0" relativeHeight="251658240" behindDoc="1" locked="0" layoutInCell="1" allowOverlap="1" wp14:anchorId="2D9692FB" wp14:editId="4E610A8B">
+        <wp:anchor distT="0" distB="0" distL="114300" distR="114300" simplePos="0" relativeHeight="251658240" behindDoc="0" locked="0" layoutInCell="1" allowOverlap="1" wp14:anchorId="2D9692FB" wp14:editId="1970BEB2">
           <wp:simplePos x="0" y="0"/>
           <wp:positionH relativeFrom="leftMargin">
-            <wp:posOffset>831215</wp:posOffset>
+            <wp:posOffset>802161</wp:posOffset>
           </wp:positionH>
           <wp:positionV relativeFrom="paragraph">
-            <wp:posOffset>236220</wp:posOffset>
+            <wp:posOffset>112659</wp:posOffset>
           </wp:positionV>
           <wp:extent cx="839470" cy="775970"/>
           <wp:effectExtent l="0" t="0" r="0" b="5080"/>
-          <wp:wrapTopAndBottom/>
-          <wp:docPr id="16" name="image1.png"/>
+          <wp:wrapNone/>
+          <wp:docPr id="1264634427" name="image1.png"/>
           <wp:cNvGraphicFramePr/>
           <a:graphic xmlns:a="http://schemas.openxmlformats.org/drawingml/2006/main">
             <a:graphicData uri="http://schemas.openxmlformats.org/drawingml/2006/picture">
@@ -1726,6 +1585,27 @@
         <w:b/>
       </w:rPr>
     </w:pPr>
+  </w:p>
+  <w:p>
+    <w:pPr>
+      <w:pBdr>
+        <w:top w:val="nil"/>
+        <w:left w:val="nil"/>
+        <w:bottom w:val="nil"/>
+        <w:right w:val="nil"/>
+        <w:between w:val="nil"/>
+      </w:pBdr>
+      <w:tabs>
+        <w:tab w:val="center" w:pos="4419"/>
+        <w:tab w:val="right" w:pos="8838"/>
+        <w:tab w:val="left" w:pos="8345"/>
+      </w:tabs>
+      <w:spacing w:after="0" w:line="240" w:lineRule="auto"/>
+      <w:jc w:val="right"/>
+      <w:rPr>
+        <w:b/>
+      </w:rPr>
+    </w:pPr>
     <w:r>
       <w:rPr>
         <w:b/>
@@ -1753,6 +1633,8 @@
         <w:b/>
         <w:bCs/>
         <w:color w:val="000000"/>
+        <w:sz w:val="18"/>
+        <w:szCs w:val="18"/>
       </w:rPr>
     </w:pPr>
     <w:r>
@@ -1795,14 +1677,27 @@
   </w:p>
   <w:p>
     <w:pPr>
-      <w:pStyle w:val="Encabezado"/>
+      <w:pBdr>
+        <w:top w:val="nil"/>
+        <w:left w:val="nil"/>
+        <w:bottom w:val="nil"/>
+        <w:right w:val="nil"/>
+        <w:between w:val="nil"/>
+      </w:pBdr>
+      <w:tabs>
+        <w:tab w:val="center" w:pos="4419"/>
+        <w:tab w:val="right" w:pos="8838"/>
+        <w:tab w:val="left" w:pos="8345"/>
+      </w:tabs>
+      <w:spacing w:after="0" w:line="240" w:lineRule="auto"/>
+      <w:jc w:val="right"/>
+      <w:rPr>
+        <w:b/>
+        <w:bCs/>
+        <w:color w:val="000000"/>
+      </w:rPr>
     </w:pPr>
   </w:p>
-</w:hdr>
-</file>
-
-<file path=word/header3.xml><?xml version="1.0" encoding="utf-8"?>
-<w:hdr xmlns:wpc="http://schemas.microsoft.com/office/word/2010/wordprocessingCanvas" xmlns:cx="http://schemas.microsoft.com/office/drawing/2014/chartex" xmlns:cx1="http://schemas.microsoft.com/office/drawing/2015/9/8/chartex" xmlns:cx2="http://schemas.microsoft.com/office/drawing/2015/10/21/chartex" xmlns:cx3="http://schemas.microsoft.com/office/drawing/2016/5/9/chartex" xmlns:cx4="http://schemas.microsoft.com/office/drawing/2016/5/10/chartex" xmlns:cx5="http://schemas.microsoft.com/office/drawing/2016/5/11/chartex" xmlns:cx6="http://schemas.microsoft.com/office/drawing/2016/5/12/chartex" xmlns:cx7="http://schemas.microsoft.com/office/drawing/2016/5/13/chartex" xmlns:cx8="http://schemas.microsoft.com/office/drawing/2016/5/14/chartex" xmlns:mc="http://schemas.openxmlformats.org/markup-compatibility/2006" xmlns:aink="http://schemas.microsoft.com/office/drawing/2016/ink" xmlns:am3d="http://schemas.microsoft.com/office/drawing/2017/model3d" xmlns:o="urn:schemas-microsoft-com:office:office" xmlns:oel="http://schemas.microsoft.com/office/2019/extlst" xmlns:r="http://schemas.openxmlformats.org/officeDocument/2006/relationships" xmlns:m="http://schemas.openxmlformats.org/officeDocument/2006/math" xmlns:v="urn:schemas-microsoft-com:vml" xmlns:wp14="http://schemas.microsoft.com/office/word/2010/wordprocessingDrawing" xmlns:wp="http://schemas.openxmlformats.org/drawingml/2006/wordprocessingDrawing" xmlns:w10="urn:schemas-microsoft-com:office:word" xmlns:w="http://schemas.openxmlformats.org/wordprocessingml/2006/main" xmlns:w14="http://schemas.microsoft.com/office/word/2010/wordml" xmlns:w15="http://schemas.microsoft.com/office/word/2012/wordml" xmlns:w16cex="http://schemas.microsoft.com/office/word/2018/wordml/cex" xmlns:w16cid="http://schemas.microsoft.com/office/word/2016/wordml/cid" xmlns:w16="http://schemas.microsoft.com/office/word/2018/wordml" xmlns:w16du="http://schemas.microsoft.com/office/word/2023/wordml/word16du" xmlns:w16sdtdh="http://schemas.microsoft.com/office/word/2020/wordml/sdtdatahash" xmlns:w16sdtfl="http://schemas.microsoft.com/office/word/2024/wordml/sdtformatlock" xmlns:w16se="http://schemas.microsoft.com/office/word/2015/wordml/symex" xmlns:wpg="http://schemas.microsoft.com/office/word/2010/wordprocessingGroup" xmlns:wpi="http://schemas.microsoft.com/office/word/2010/wordprocessingInk" xmlns:wne="http://schemas.microsoft.com/office/word/2006/wordml" xmlns:wps="http://schemas.microsoft.com/office/word/2010/wordprocessingShape" mc:Ignorable="w14 w15 w16se w16cid w16 w16cex w16sdtdh w16sdtfl w16du wp14">
   <w:p>
     <w:pPr>
       <w:pStyle w:val="Encabezado"/>

--- a/Generacion_Word_FTO_LOSRIOS/template.docx
+++ b/Generacion_Word_FTO_LOSRIOS/template.docx
@@ -723,7 +723,25 @@
                 <w:sz w:val="20"/>
                 <w:szCs w:val="20"/>
               </w:rPr>
-              <w:t>{Imagen}</w:t>
+              <w:t>{</w:t>
+            </w:r>
+            <w:r>
+              <w:rPr>
+                <w:rFonts w:cstheme="minorHAnsi"/>
+                <w:noProof/>
+                <w:sz w:val="20"/>
+                <w:szCs w:val="20"/>
+              </w:rPr>
+              <w:t>i</w:t>
+            </w:r>
+            <w:r>
+              <w:rPr>
+                <w:rFonts w:cstheme="minorHAnsi"/>
+                <w:noProof/>
+                <w:sz w:val="20"/>
+                <w:szCs w:val="20"/>
+              </w:rPr>
+              <w:t>magen}</w:t>
             </w:r>
           </w:p>
         </w:tc>
@@ -1280,7 +1298,25 @@
                 <w:sz w:val="20"/>
                 <w:szCs w:val="20"/>
               </w:rPr>
-              <w:t>{Imagen1}</w:t>
+              <w:t>{</w:t>
+            </w:r>
+            <w:r>
+              <w:rPr>
+                <w:rFonts w:cstheme="minorHAnsi"/>
+                <w:bCs/>
+                <w:sz w:val="20"/>
+                <w:szCs w:val="20"/>
+              </w:rPr>
+              <w:t>i</w:t>
+            </w:r>
+            <w:r>
+              <w:rPr>
+                <w:rFonts w:cstheme="minorHAnsi"/>
+                <w:bCs/>
+                <w:sz w:val="20"/>
+                <w:szCs w:val="20"/>
+              </w:rPr>
+              <w:t>magen1}</w:t>
             </w:r>
           </w:p>
         </w:tc>
@@ -1339,7 +1375,25 @@
                 <w:sz w:val="20"/>
                 <w:szCs w:val="20"/>
               </w:rPr>
-              <w:t>{Imagen2}</w:t>
+              <w:t>{</w:t>
+            </w:r>
+            <w:r>
+              <w:rPr>
+                <w:rFonts w:cstheme="minorHAnsi"/>
+                <w:bCs/>
+                <w:sz w:val="20"/>
+                <w:szCs w:val="20"/>
+              </w:rPr>
+              <w:t>i</w:t>
+            </w:r>
+            <w:r>
+              <w:rPr>
+                <w:rFonts w:cstheme="minorHAnsi"/>
+                <w:bCs/>
+                <w:sz w:val="20"/>
+                <w:szCs w:val="20"/>
+              </w:rPr>
+              <w:t>magen2}</w:t>
             </w:r>
           </w:p>
           <w:p>
@@ -1408,7 +1462,25 @@
                 <w:sz w:val="20"/>
                 <w:szCs w:val="20"/>
               </w:rPr>
-              <w:t>{Imagen3}</w:t>
+              <w:t>{</w:t>
+            </w:r>
+            <w:r>
+              <w:rPr>
+                <w:rFonts w:cstheme="minorHAnsi"/>
+                <w:bCs/>
+                <w:sz w:val="20"/>
+                <w:szCs w:val="20"/>
+              </w:rPr>
+              <w:t>i</w:t>
+            </w:r>
+            <w:r>
+              <w:rPr>
+                <w:rFonts w:cstheme="minorHAnsi"/>
+                <w:bCs/>
+                <w:sz w:val="20"/>
+                <w:szCs w:val="20"/>
+              </w:rPr>
+              <w:t>magen3}</w:t>
             </w:r>
           </w:p>
         </w:tc>

--- a/Generacion_Word_FTO_LOSRIOS/template.docx
+++ b/Generacion_Word_FTO_LOSRIOS/template.docx
@@ -126,27 +126,7 @@
                 <w:sz w:val="20"/>
                 <w:szCs w:val="20"/>
               </w:rPr>
-              <w:t>{</w:t>
-            </w:r>
-            <w:proofErr w:type="spellStart"/>
-            <w:r>
-              <w:rPr>
-                <w:rFonts w:cstheme="minorHAnsi"/>
-                <w:bCs/>
-                <w:sz w:val="20"/>
-                <w:szCs w:val="20"/>
-              </w:rPr>
-              <w:t>nombre_proyecto</w:t>
-            </w:r>
-            <w:proofErr w:type="spellEnd"/>
-            <w:r>
-              <w:rPr>
-                <w:rFonts w:cstheme="minorHAnsi"/>
-                <w:bCs/>
-                <w:sz w:val="20"/>
-                <w:szCs w:val="20"/>
-              </w:rPr>
-              <w:t>}</w:t>
+              <w:t>{nombre_proyecto}</w:t>
             </w:r>
           </w:p>
         </w:tc>
@@ -310,27 +290,7 @@
                 <w:sz w:val="20"/>
                 <w:szCs w:val="20"/>
               </w:rPr>
-              <w:t>{</w:t>
-            </w:r>
-            <w:proofErr w:type="spellStart"/>
-            <w:r>
-              <w:rPr>
-                <w:rFonts w:cstheme="minorHAnsi"/>
-                <w:bCs/>
-                <w:sz w:val="20"/>
-                <w:szCs w:val="20"/>
-              </w:rPr>
-              <w:t>nombre_proyecto</w:t>
-            </w:r>
-            <w:proofErr w:type="spellEnd"/>
-            <w:r>
-              <w:rPr>
-                <w:rFonts w:cstheme="minorHAnsi"/>
-                <w:bCs/>
-                <w:sz w:val="20"/>
-                <w:szCs w:val="20"/>
-              </w:rPr>
-              <w:t>}</w:t>
+              <w:t>{nombre_proyecto}</w:t>
             </w:r>
           </w:p>
         </w:tc>
@@ -361,27 +321,7 @@
                 <w:sz w:val="20"/>
                 <w:szCs w:val="20"/>
               </w:rPr>
-              <w:t>{</w:t>
-            </w:r>
-            <w:proofErr w:type="spellStart"/>
-            <w:r>
-              <w:rPr>
-                <w:rFonts w:cstheme="minorHAnsi"/>
-                <w:bCs/>
-                <w:sz w:val="20"/>
-                <w:szCs w:val="20"/>
-              </w:rPr>
-              <w:t>c_digo</w:t>
-            </w:r>
-            <w:proofErr w:type="spellEnd"/>
-            <w:r>
-              <w:rPr>
-                <w:rFonts w:cstheme="minorHAnsi"/>
-                <w:bCs/>
-                <w:sz w:val="20"/>
-                <w:szCs w:val="20"/>
-              </w:rPr>
-              <w:t>}</w:t>
+              <w:t>{c_digo}</w:t>
             </w:r>
           </w:p>
         </w:tc>
@@ -550,29 +490,7 @@
                 <w:sz w:val="20"/>
                 <w:szCs w:val="20"/>
               </w:rPr>
-              <w:t>{</w:t>
-            </w:r>
-            <w:proofErr w:type="spellStart"/>
-            <w:r>
-              <w:rPr>
-                <w:rFonts w:cstheme="minorHAnsi"/>
-                <w:bCs/>
-                <w:color w:val="000000"/>
-                <w:sz w:val="20"/>
-                <w:szCs w:val="20"/>
-              </w:rPr>
-              <w:t>rut_beneficiaria_o</w:t>
-            </w:r>
-            <w:proofErr w:type="spellEnd"/>
-            <w:r>
-              <w:rPr>
-                <w:rFonts w:cstheme="minorHAnsi"/>
-                <w:bCs/>
-                <w:color w:val="000000"/>
-                <w:sz w:val="20"/>
-                <w:szCs w:val="20"/>
-              </w:rPr>
-              <w:t>}</w:t>
+              <w:t>{rut_beneficiaria_o}</w:t>
             </w:r>
           </w:p>
         </w:tc>
@@ -606,29 +524,7 @@
                 <w:sz w:val="20"/>
                 <w:szCs w:val="20"/>
               </w:rPr>
-              <w:t>{</w:t>
-            </w:r>
-            <w:proofErr w:type="spellStart"/>
-            <w:r>
-              <w:rPr>
-                <w:rFonts w:cstheme="minorHAnsi"/>
-                <w:bCs/>
-                <w:color w:val="000000"/>
-                <w:sz w:val="20"/>
-                <w:szCs w:val="20"/>
-              </w:rPr>
-              <w:t>nombre_supervisor_serviu</w:t>
-            </w:r>
-            <w:proofErr w:type="spellEnd"/>
-            <w:r>
-              <w:rPr>
-                <w:rFonts w:cstheme="minorHAnsi"/>
-                <w:bCs/>
-                <w:color w:val="000000"/>
-                <w:sz w:val="20"/>
-                <w:szCs w:val="20"/>
-              </w:rPr>
-              <w:t>}</w:t>
+              <w:t>{nombre_supervisor_serviu}</w:t>
             </w:r>
           </w:p>
         </w:tc>
@@ -756,6 +652,15 @@
           <w:szCs w:val="20"/>
         </w:rPr>
       </w:pPr>
+      <w:r>
+        <w:rPr>
+          <w:rFonts w:cstheme="minorHAnsi"/>
+          <w:b/>
+          <w:sz w:val="20"/>
+          <w:szCs w:val="20"/>
+        </w:rPr>
+        <w:t>{imagen}</w:t>
+      </w:r>
     </w:p>
     <w:tbl>
       <w:tblPr>
@@ -864,27 +769,7 @@
                 <w:sz w:val="20"/>
                 <w:szCs w:val="20"/>
               </w:rPr>
-              <w:t>{</w:t>
-            </w:r>
-            <w:proofErr w:type="spellStart"/>
-            <w:r>
-              <w:rPr>
-                <w:rFonts w:cstheme="minorHAnsi"/>
-                <w:b/>
-                <w:sz w:val="20"/>
-                <w:szCs w:val="20"/>
-              </w:rPr>
-              <w:t>seleccion_usuario</w:t>
-            </w:r>
-            <w:proofErr w:type="spellEnd"/>
-            <w:r>
-              <w:rPr>
-                <w:rFonts w:cstheme="minorHAnsi"/>
-                <w:b/>
-                <w:sz w:val="20"/>
-                <w:szCs w:val="20"/>
-              </w:rPr>
-              <w:t>}</w:t>
+              <w:t>{seleccion_usuario}</w:t>
             </w:r>
           </w:p>
         </w:tc>
@@ -1099,7 +984,6 @@
               </w:rPr>
               <w:t>{</w:t>
             </w:r>
-            <w:proofErr w:type="spellStart"/>
             <w:r>
               <w:rPr>
                 <w:rFonts w:cstheme="minorHAnsi"/>
@@ -1109,7 +993,6 @@
               </w:rPr>
               <w:t>registro_de_visita</w:t>
             </w:r>
-            <w:proofErr w:type="spellEnd"/>
             <w:r>
               <w:rPr>
                 <w:rFonts w:cstheme="minorHAnsi"/>
@@ -1498,6 +1381,29 @@
           <w:lang w:eastAsia="es-CL"/>
         </w:rPr>
       </w:pPr>
+    </w:p>
+    <w:p>
+      <w:pPr>
+        <w:shd w:val="clear" w:color="auto" w:fill="FFFFFF"/>
+        <w:spacing w:after="135" w:line="240" w:lineRule="auto"/>
+        <w:rPr>
+          <w:rFonts w:ascii="Arial" w:eastAsia="Times New Roman" w:hAnsi="Arial" w:cs="Arial"/>
+          <w:color w:val="050505"/>
+          <w:sz w:val="18"/>
+          <w:szCs w:val="18"/>
+          <w:lang w:eastAsia="es-CL"/>
+        </w:rPr>
+      </w:pPr>
+      <w:r>
+        <w:rPr>
+          <w:rFonts w:ascii="Arial" w:eastAsia="Times New Roman" w:hAnsi="Arial" w:cs="Arial"/>
+          <w:color w:val="050505"/>
+          <w:sz w:val="18"/>
+          <w:szCs w:val="18"/>
+          <w:lang w:eastAsia="es-CL"/>
+        </w:rPr>
+        <w:t>{Imagen1}</w:t>
+      </w:r>
     </w:p>
     <w:sectPr>
       <w:headerReference w:type="default" r:id="rId7"/>

--- a/Generacion_Word_FTO_LOSRIOS/template.docx
+++ b/Generacion_Word_FTO_LOSRIOS/template.docx
@@ -126,7 +126,27 @@
                 <w:sz w:val="20"/>
                 <w:szCs w:val="20"/>
               </w:rPr>
-              <w:t>{nombre_proyecto}</w:t>
+              <w:t>{</w:t>
+            </w:r>
+            <w:proofErr w:type="spellStart"/>
+            <w:r>
+              <w:rPr>
+                <w:rFonts w:cstheme="minorHAnsi"/>
+                <w:bCs/>
+                <w:sz w:val="20"/>
+                <w:szCs w:val="20"/>
+              </w:rPr>
+              <w:t>nombre_proyecto</w:t>
+            </w:r>
+            <w:proofErr w:type="spellEnd"/>
+            <w:r>
+              <w:rPr>
+                <w:rFonts w:cstheme="minorHAnsi"/>
+                <w:bCs/>
+                <w:sz w:val="20"/>
+                <w:szCs w:val="20"/>
+              </w:rPr>
+              <w:t>}</w:t>
             </w:r>
           </w:p>
         </w:tc>
@@ -290,7 +310,27 @@
                 <w:sz w:val="20"/>
                 <w:szCs w:val="20"/>
               </w:rPr>
-              <w:t>{nombre_proyecto}</w:t>
+              <w:t>{</w:t>
+            </w:r>
+            <w:proofErr w:type="spellStart"/>
+            <w:r>
+              <w:rPr>
+                <w:rFonts w:cstheme="minorHAnsi"/>
+                <w:bCs/>
+                <w:sz w:val="20"/>
+                <w:szCs w:val="20"/>
+              </w:rPr>
+              <w:t>nombre_proyecto</w:t>
+            </w:r>
+            <w:proofErr w:type="spellEnd"/>
+            <w:r>
+              <w:rPr>
+                <w:rFonts w:cstheme="minorHAnsi"/>
+                <w:bCs/>
+                <w:sz w:val="20"/>
+                <w:szCs w:val="20"/>
+              </w:rPr>
+              <w:t>}</w:t>
             </w:r>
           </w:p>
         </w:tc>
@@ -321,7 +361,27 @@
                 <w:sz w:val="20"/>
                 <w:szCs w:val="20"/>
               </w:rPr>
-              <w:t>{c_digo}</w:t>
+              <w:t>{</w:t>
+            </w:r>
+            <w:proofErr w:type="spellStart"/>
+            <w:r>
+              <w:rPr>
+                <w:rFonts w:cstheme="minorHAnsi"/>
+                <w:bCs/>
+                <w:sz w:val="20"/>
+                <w:szCs w:val="20"/>
+              </w:rPr>
+              <w:t>c_digo</w:t>
+            </w:r>
+            <w:proofErr w:type="spellEnd"/>
+            <w:r>
+              <w:rPr>
+                <w:rFonts w:cstheme="minorHAnsi"/>
+                <w:bCs/>
+                <w:sz w:val="20"/>
+                <w:szCs w:val="20"/>
+              </w:rPr>
+              <w:t>}</w:t>
             </w:r>
           </w:p>
         </w:tc>
@@ -490,7 +550,29 @@
                 <w:sz w:val="20"/>
                 <w:szCs w:val="20"/>
               </w:rPr>
-              <w:t>{rut_beneficiaria_o}</w:t>
+              <w:t>{</w:t>
+            </w:r>
+            <w:proofErr w:type="spellStart"/>
+            <w:r>
+              <w:rPr>
+                <w:rFonts w:cstheme="minorHAnsi"/>
+                <w:bCs/>
+                <w:color w:val="000000"/>
+                <w:sz w:val="20"/>
+                <w:szCs w:val="20"/>
+              </w:rPr>
+              <w:t>rut_beneficiaria_o</w:t>
+            </w:r>
+            <w:proofErr w:type="spellEnd"/>
+            <w:r>
+              <w:rPr>
+                <w:rFonts w:cstheme="minorHAnsi"/>
+                <w:bCs/>
+                <w:color w:val="000000"/>
+                <w:sz w:val="20"/>
+                <w:szCs w:val="20"/>
+              </w:rPr>
+              <w:t>}</w:t>
             </w:r>
           </w:p>
         </w:tc>
@@ -524,7 +606,29 @@
                 <w:sz w:val="20"/>
                 <w:szCs w:val="20"/>
               </w:rPr>
-              <w:t>{nombre_supervisor_serviu}</w:t>
+              <w:t>{</w:t>
+            </w:r>
+            <w:proofErr w:type="spellStart"/>
+            <w:r>
+              <w:rPr>
+                <w:rFonts w:cstheme="minorHAnsi"/>
+                <w:bCs/>
+                <w:color w:val="000000"/>
+                <w:sz w:val="20"/>
+                <w:szCs w:val="20"/>
+              </w:rPr>
+              <w:t>nombre_supervisor_serviu</w:t>
+            </w:r>
+            <w:proofErr w:type="spellEnd"/>
+            <w:r>
+              <w:rPr>
+                <w:rFonts w:cstheme="minorHAnsi"/>
+                <w:bCs/>
+                <w:color w:val="000000"/>
+                <w:sz w:val="20"/>
+                <w:szCs w:val="20"/>
+              </w:rPr>
+              <w:t>}</w:t>
             </w:r>
           </w:p>
         </w:tc>
@@ -652,15 +756,6 @@
           <w:szCs w:val="20"/>
         </w:rPr>
       </w:pPr>
-      <w:r>
-        <w:rPr>
-          <w:rFonts w:cstheme="minorHAnsi"/>
-          <w:b/>
-          <w:sz w:val="20"/>
-          <w:szCs w:val="20"/>
-        </w:rPr>
-        <w:t>{imagen}</w:t>
-      </w:r>
     </w:p>
     <w:tbl>
       <w:tblPr>
@@ -769,7 +864,27 @@
                 <w:sz w:val="20"/>
                 <w:szCs w:val="20"/>
               </w:rPr>
-              <w:t>{seleccion_usuario}</w:t>
+              <w:t>{</w:t>
+            </w:r>
+            <w:proofErr w:type="spellStart"/>
+            <w:r>
+              <w:rPr>
+                <w:rFonts w:cstheme="minorHAnsi"/>
+                <w:b/>
+                <w:sz w:val="20"/>
+                <w:szCs w:val="20"/>
+              </w:rPr>
+              <w:t>seleccion_usuario</w:t>
+            </w:r>
+            <w:proofErr w:type="spellEnd"/>
+            <w:r>
+              <w:rPr>
+                <w:rFonts w:cstheme="minorHAnsi"/>
+                <w:b/>
+                <w:sz w:val="20"/>
+                <w:szCs w:val="20"/>
+              </w:rPr>
+              <w:t>}</w:t>
             </w:r>
           </w:p>
         </w:tc>
@@ -984,6 +1099,7 @@
               </w:rPr>
               <w:t>{</w:t>
             </w:r>
+            <w:proofErr w:type="spellStart"/>
             <w:r>
               <w:rPr>
                 <w:rFonts w:cstheme="minorHAnsi"/>
@@ -993,6 +1109,7 @@
               </w:rPr>
               <w:t>registro_de_visita</w:t>
             </w:r>
+            <w:proofErr w:type="spellEnd"/>
             <w:r>
               <w:rPr>
                 <w:rFonts w:cstheme="minorHAnsi"/>
@@ -1006,6 +1123,9 @@
         </w:tc>
       </w:tr>
       <w:tr>
+        <w:trPr>
+          <w:trHeight w:val="2081"/>
+        </w:trPr>
         <w:tc>
           <w:tcPr>
             <w:tcW w:w="4536" w:type="dxa"/>
@@ -1128,6 +1248,9 @@
         </w:tc>
       </w:tr>
       <w:tr>
+        <w:trPr>
+          <w:trHeight w:val="2357"/>
+        </w:trPr>
         <w:tc>
           <w:tcPr>
             <w:tcW w:w="4536" w:type="dxa"/>
@@ -1205,6 +1328,9 @@
         </w:tc>
       </w:tr>
       <w:tr>
+        <w:trPr>
+          <w:trHeight w:val="2820"/>
+        </w:trPr>
         <w:tc>
           <w:tcPr>
             <w:tcW w:w="4536" w:type="dxa"/>
@@ -1292,6 +1418,9 @@
         </w:tc>
       </w:tr>
       <w:tr>
+        <w:trPr>
+          <w:trHeight w:val="3394"/>
+        </w:trPr>
         <w:tc>
           <w:tcPr>
             <w:tcW w:w="4536" w:type="dxa"/>
@@ -1381,29 +1510,6 @@
           <w:lang w:eastAsia="es-CL"/>
         </w:rPr>
       </w:pPr>
-    </w:p>
-    <w:p>
-      <w:pPr>
-        <w:shd w:val="clear" w:color="auto" w:fill="FFFFFF"/>
-        <w:spacing w:after="135" w:line="240" w:lineRule="auto"/>
-        <w:rPr>
-          <w:rFonts w:ascii="Arial" w:eastAsia="Times New Roman" w:hAnsi="Arial" w:cs="Arial"/>
-          <w:color w:val="050505"/>
-          <w:sz w:val="18"/>
-          <w:szCs w:val="18"/>
-          <w:lang w:eastAsia="es-CL"/>
-        </w:rPr>
-      </w:pPr>
-      <w:r>
-        <w:rPr>
-          <w:rFonts w:ascii="Arial" w:eastAsia="Times New Roman" w:hAnsi="Arial" w:cs="Arial"/>
-          <w:color w:val="050505"/>
-          <w:sz w:val="18"/>
-          <w:szCs w:val="18"/>
-          <w:lang w:eastAsia="es-CL"/>
-        </w:rPr>
-        <w:t>{Imagen1}</w:t>
-      </w:r>
     </w:p>
     <w:sectPr>
       <w:headerReference w:type="default" r:id="rId7"/>

--- a/Generacion_Word_FTO_LOSRIOS/template.docx
+++ b/Generacion_Word_FTO_LOSRIOS/template.docx
@@ -126,27 +126,7 @@
                 <w:sz w:val="20"/>
                 <w:szCs w:val="20"/>
               </w:rPr>
-              <w:t>{</w:t>
-            </w:r>
-            <w:proofErr w:type="spellStart"/>
-            <w:r>
-              <w:rPr>
-                <w:rFonts w:cstheme="minorHAnsi"/>
-                <w:bCs/>
-                <w:sz w:val="20"/>
-                <w:szCs w:val="20"/>
-              </w:rPr>
-              <w:t>nombre_proyecto</w:t>
-            </w:r>
-            <w:proofErr w:type="spellEnd"/>
-            <w:r>
-              <w:rPr>
-                <w:rFonts w:cstheme="minorHAnsi"/>
-                <w:bCs/>
-                <w:sz w:val="20"/>
-                <w:szCs w:val="20"/>
-              </w:rPr>
-              <w:t>}</w:t>
+              <w:t>{nombre_proyecto}</w:t>
             </w:r>
           </w:p>
         </w:tc>
@@ -310,27 +290,7 @@
                 <w:sz w:val="20"/>
                 <w:szCs w:val="20"/>
               </w:rPr>
-              <w:t>{</w:t>
-            </w:r>
-            <w:proofErr w:type="spellStart"/>
-            <w:r>
-              <w:rPr>
-                <w:rFonts w:cstheme="minorHAnsi"/>
-                <w:bCs/>
-                <w:sz w:val="20"/>
-                <w:szCs w:val="20"/>
-              </w:rPr>
-              <w:t>nombre_proyecto</w:t>
-            </w:r>
-            <w:proofErr w:type="spellEnd"/>
-            <w:r>
-              <w:rPr>
-                <w:rFonts w:cstheme="minorHAnsi"/>
-                <w:bCs/>
-                <w:sz w:val="20"/>
-                <w:szCs w:val="20"/>
-              </w:rPr>
-              <w:t>}</w:t>
+              <w:t>{nombre_proyecto}</w:t>
             </w:r>
           </w:p>
         </w:tc>
@@ -361,27 +321,7 @@
                 <w:sz w:val="20"/>
                 <w:szCs w:val="20"/>
               </w:rPr>
-              <w:t>{</w:t>
-            </w:r>
-            <w:proofErr w:type="spellStart"/>
-            <w:r>
-              <w:rPr>
-                <w:rFonts w:cstheme="minorHAnsi"/>
-                <w:bCs/>
-                <w:sz w:val="20"/>
-                <w:szCs w:val="20"/>
-              </w:rPr>
-              <w:t>c_digo</w:t>
-            </w:r>
-            <w:proofErr w:type="spellEnd"/>
-            <w:r>
-              <w:rPr>
-                <w:rFonts w:cstheme="minorHAnsi"/>
-                <w:bCs/>
-                <w:sz w:val="20"/>
-                <w:szCs w:val="20"/>
-              </w:rPr>
-              <w:t>}</w:t>
+              <w:t>{c_digo}</w:t>
             </w:r>
           </w:p>
         </w:tc>
@@ -550,29 +490,7 @@
                 <w:sz w:val="20"/>
                 <w:szCs w:val="20"/>
               </w:rPr>
-              <w:t>{</w:t>
-            </w:r>
-            <w:proofErr w:type="spellStart"/>
-            <w:r>
-              <w:rPr>
-                <w:rFonts w:cstheme="minorHAnsi"/>
-                <w:bCs/>
-                <w:color w:val="000000"/>
-                <w:sz w:val="20"/>
-                <w:szCs w:val="20"/>
-              </w:rPr>
-              <w:t>rut_beneficiaria_o</w:t>
-            </w:r>
-            <w:proofErr w:type="spellEnd"/>
-            <w:r>
-              <w:rPr>
-                <w:rFonts w:cstheme="minorHAnsi"/>
-                <w:bCs/>
-                <w:color w:val="000000"/>
-                <w:sz w:val="20"/>
-                <w:szCs w:val="20"/>
-              </w:rPr>
-              <w:t>}</w:t>
+              <w:t>{rut_beneficiaria_o}</w:t>
             </w:r>
           </w:p>
         </w:tc>
@@ -606,29 +524,7 @@
                 <w:sz w:val="20"/>
                 <w:szCs w:val="20"/>
               </w:rPr>
-              <w:t>{</w:t>
-            </w:r>
-            <w:proofErr w:type="spellStart"/>
-            <w:r>
-              <w:rPr>
-                <w:rFonts w:cstheme="minorHAnsi"/>
-                <w:bCs/>
-                <w:color w:val="000000"/>
-                <w:sz w:val="20"/>
-                <w:szCs w:val="20"/>
-              </w:rPr>
-              <w:t>nombre_supervisor_serviu</w:t>
-            </w:r>
-            <w:proofErr w:type="spellEnd"/>
-            <w:r>
-              <w:rPr>
-                <w:rFonts w:cstheme="minorHAnsi"/>
-                <w:bCs/>
-                <w:color w:val="000000"/>
-                <w:sz w:val="20"/>
-                <w:szCs w:val="20"/>
-              </w:rPr>
-              <w:t>}</w:t>
+              <w:t>{nombre_supervisor_serviu}</w:t>
             </w:r>
           </w:p>
         </w:tc>
@@ -864,27 +760,7 @@
                 <w:sz w:val="20"/>
                 <w:szCs w:val="20"/>
               </w:rPr>
-              <w:t>{</w:t>
-            </w:r>
-            <w:proofErr w:type="spellStart"/>
-            <w:r>
-              <w:rPr>
-                <w:rFonts w:cstheme="minorHAnsi"/>
-                <w:b/>
-                <w:sz w:val="20"/>
-                <w:szCs w:val="20"/>
-              </w:rPr>
-              <w:t>seleccion_usuario</w:t>
-            </w:r>
-            <w:proofErr w:type="spellEnd"/>
-            <w:r>
-              <w:rPr>
-                <w:rFonts w:cstheme="minorHAnsi"/>
-                <w:b/>
-                <w:sz w:val="20"/>
-                <w:szCs w:val="20"/>
-              </w:rPr>
-              <w:t>}</w:t>
+              <w:t>{seleccion_usuario}</w:t>
             </w:r>
           </w:p>
         </w:tc>
@@ -1099,7 +975,6 @@
               </w:rPr>
               <w:t>{</w:t>
             </w:r>
-            <w:proofErr w:type="spellStart"/>
             <w:r>
               <w:rPr>
                 <w:rFonts w:cstheme="minorHAnsi"/>
@@ -1109,7 +984,6 @@
               </w:rPr>
               <w:t>registro_de_visita</w:t>
             </w:r>
-            <w:proofErr w:type="spellEnd"/>
             <w:r>
               <w:rPr>
                 <w:rFonts w:cstheme="minorHAnsi"/>
@@ -1124,7 +998,7 @@
       </w:tr>
       <w:tr>
         <w:trPr>
-          <w:trHeight w:val="2081"/>
+          <w:trHeight w:val="1655"/>
         </w:trPr>
         <w:tc>
           <w:tcPr>
@@ -1147,24 +1021,6 @@
               </w:rPr>
               <w:t>Observaciones</w:t>
             </w:r>
-          </w:p>
-          <w:p>
-            <w:pPr>
-              <w:rPr>
-                <w:rFonts w:cstheme="minorHAnsi"/>
-                <w:sz w:val="20"/>
-                <w:szCs w:val="20"/>
-              </w:rPr>
-            </w:pPr>
-          </w:p>
-          <w:p>
-            <w:pPr>
-              <w:rPr>
-                <w:rFonts w:cstheme="minorHAnsi"/>
-                <w:sz w:val="20"/>
-                <w:szCs w:val="20"/>
-              </w:rPr>
-            </w:pPr>
           </w:p>
           <w:p>
             <w:pPr>
@@ -1329,7 +1185,7 @@
       </w:tr>
       <w:tr>
         <w:trPr>
-          <w:trHeight w:val="2820"/>
+          <w:trHeight w:val="2547"/>
         </w:trPr>
         <w:tc>
           <w:tcPr>
@@ -1419,7 +1275,7 @@
       </w:tr>
       <w:tr>
         <w:trPr>
-          <w:trHeight w:val="3394"/>
+          <w:trHeight w:val="2559"/>
         </w:trPr>
         <w:tc>
           <w:tcPr>

--- a/Generacion_Word_FTO_LOSRIOS/template.docx
+++ b/Generacion_Word_FTO_LOSRIOS/template.docx
@@ -126,7 +126,27 @@
                 <w:sz w:val="20"/>
                 <w:szCs w:val="20"/>
               </w:rPr>
-              <w:t>{nombre_proyecto}</w:t>
+              <w:t>{</w:t>
+            </w:r>
+            <w:proofErr w:type="spellStart"/>
+            <w:r>
+              <w:rPr>
+                <w:rFonts w:cstheme="minorHAnsi"/>
+                <w:bCs/>
+                <w:sz w:val="20"/>
+                <w:szCs w:val="20"/>
+              </w:rPr>
+              <w:t>nombre_proyecto</w:t>
+            </w:r>
+            <w:proofErr w:type="spellEnd"/>
+            <w:r>
+              <w:rPr>
+                <w:rFonts w:cstheme="minorHAnsi"/>
+                <w:bCs/>
+                <w:sz w:val="20"/>
+                <w:szCs w:val="20"/>
+              </w:rPr>
+              <w:t>}</w:t>
             </w:r>
           </w:p>
         </w:tc>
@@ -290,7 +310,25 @@
                 <w:sz w:val="20"/>
                 <w:szCs w:val="20"/>
               </w:rPr>
-              <w:t>{nombre_proyecto}</w:t>
+              <w:t>{</w:t>
+            </w:r>
+            <w:r>
+              <w:rPr>
+                <w:rFonts w:cstheme="minorHAnsi"/>
+                <w:bCs/>
+                <w:sz w:val="20"/>
+                <w:szCs w:val="20"/>
+              </w:rPr>
+              <w:t>programa</w:t>
+            </w:r>
+            <w:r>
+              <w:rPr>
+                <w:rFonts w:cstheme="minorHAnsi"/>
+                <w:bCs/>
+                <w:sz w:val="20"/>
+                <w:szCs w:val="20"/>
+              </w:rPr>
+              <w:t>}</w:t>
             </w:r>
           </w:p>
         </w:tc>
@@ -321,7 +359,27 @@
                 <w:sz w:val="20"/>
                 <w:szCs w:val="20"/>
               </w:rPr>
-              <w:t>{c_digo}</w:t>
+              <w:t>{</w:t>
+            </w:r>
+            <w:proofErr w:type="spellStart"/>
+            <w:r>
+              <w:rPr>
+                <w:rFonts w:cstheme="minorHAnsi"/>
+                <w:bCs/>
+                <w:sz w:val="20"/>
+                <w:szCs w:val="20"/>
+              </w:rPr>
+              <w:t>c_digo</w:t>
+            </w:r>
+            <w:proofErr w:type="spellEnd"/>
+            <w:r>
+              <w:rPr>
+                <w:rFonts w:cstheme="minorHAnsi"/>
+                <w:bCs/>
+                <w:sz w:val="20"/>
+                <w:szCs w:val="20"/>
+              </w:rPr>
+              <w:t>}</w:t>
             </w:r>
           </w:p>
         </w:tc>
@@ -490,7 +548,29 @@
                 <w:sz w:val="20"/>
                 <w:szCs w:val="20"/>
               </w:rPr>
-              <w:t>{rut_beneficiaria_o}</w:t>
+              <w:t>{</w:t>
+            </w:r>
+            <w:proofErr w:type="spellStart"/>
+            <w:r>
+              <w:rPr>
+                <w:rFonts w:cstheme="minorHAnsi"/>
+                <w:bCs/>
+                <w:color w:val="000000"/>
+                <w:sz w:val="20"/>
+                <w:szCs w:val="20"/>
+              </w:rPr>
+              <w:t>rut_beneficiaria_o</w:t>
+            </w:r>
+            <w:proofErr w:type="spellEnd"/>
+            <w:r>
+              <w:rPr>
+                <w:rFonts w:cstheme="minorHAnsi"/>
+                <w:bCs/>
+                <w:color w:val="000000"/>
+                <w:sz w:val="20"/>
+                <w:szCs w:val="20"/>
+              </w:rPr>
+              <w:t>}</w:t>
             </w:r>
           </w:p>
         </w:tc>
@@ -524,7 +604,29 @@
                 <w:sz w:val="20"/>
                 <w:szCs w:val="20"/>
               </w:rPr>
-              <w:t>{nombre_supervisor_serviu}</w:t>
+              <w:t>{</w:t>
+            </w:r>
+            <w:proofErr w:type="spellStart"/>
+            <w:r>
+              <w:rPr>
+                <w:rFonts w:cstheme="minorHAnsi"/>
+                <w:bCs/>
+                <w:color w:val="000000"/>
+                <w:sz w:val="20"/>
+                <w:szCs w:val="20"/>
+              </w:rPr>
+              <w:t>nombre_supervisor_serviu</w:t>
+            </w:r>
+            <w:proofErr w:type="spellEnd"/>
+            <w:r>
+              <w:rPr>
+                <w:rFonts w:cstheme="minorHAnsi"/>
+                <w:bCs/>
+                <w:color w:val="000000"/>
+                <w:sz w:val="20"/>
+                <w:szCs w:val="20"/>
+              </w:rPr>
+              <w:t>}</w:t>
             </w:r>
           </w:p>
         </w:tc>
@@ -760,7 +862,27 @@
                 <w:sz w:val="20"/>
                 <w:szCs w:val="20"/>
               </w:rPr>
-              <w:t>{seleccion_usuario}</w:t>
+              <w:t>{</w:t>
+            </w:r>
+            <w:proofErr w:type="spellStart"/>
+            <w:r>
+              <w:rPr>
+                <w:rFonts w:cstheme="minorHAnsi"/>
+                <w:b/>
+                <w:sz w:val="20"/>
+                <w:szCs w:val="20"/>
+              </w:rPr>
+              <w:t>seleccion_usuario</w:t>
+            </w:r>
+            <w:proofErr w:type="spellEnd"/>
+            <w:r>
+              <w:rPr>
+                <w:rFonts w:cstheme="minorHAnsi"/>
+                <w:b/>
+                <w:sz w:val="20"/>
+                <w:szCs w:val="20"/>
+              </w:rPr>
+              <w:t>}</w:t>
             </w:r>
           </w:p>
         </w:tc>
@@ -975,6 +1097,7 @@
               </w:rPr>
               <w:t>{</w:t>
             </w:r>
+            <w:proofErr w:type="spellStart"/>
             <w:r>
               <w:rPr>
                 <w:rFonts w:cstheme="minorHAnsi"/>
@@ -984,6 +1107,7 @@
               </w:rPr>
               <w:t>registro_de_visita</w:t>
             </w:r>
+            <w:proofErr w:type="spellEnd"/>
             <w:r>
               <w:rPr>
                 <w:rFonts w:cstheme="minorHAnsi"/>
